--- a/JOSHUA D - SOFTWARE ENGINEER w_AI.docx
+++ b/JOSHUA D - SOFTWARE ENGINEER w_AI.docx
@@ -83,7 +83,34 @@
           <w:sz w:val="28"/>
           <w:szCs w:val="28"/>
         </w:rPr>
-        <w:t>Software Engineer</w:t>
+        <w:t xml:space="preserve">Software </w:t>
+      </w:r>
+      <w:r>
+        <w:rPr>
+          <w:b/>
+          <w:bCs/>
+          <w:sz w:val="28"/>
+          <w:szCs w:val="28"/>
+        </w:rPr>
+        <w:t xml:space="preserve">and Data </w:t>
+      </w:r>
+      <w:r>
+        <w:rPr>
+          <w:b/>
+          <w:bCs/>
+          <w:sz w:val="28"/>
+          <w:szCs w:val="28"/>
+        </w:rPr>
+        <w:t>Engineer</w:t>
+      </w:r>
+      <w:r>
+        <w:rPr>
+          <w:b/>
+          <w:bCs/>
+          <w:sz w:val="28"/>
+          <w:szCs w:val="28"/>
+        </w:rPr>
+        <w:t>ing</w:t>
       </w:r>
       <w:r>
         <w:rPr>
@@ -351,10 +378,13 @@
         <w:t>Agentic</w:t>
       </w:r>
       <w:r>
-        <w:t xml:space="preserve"> A.I. &amp; Multi-User Sys</w:t>
-      </w:r>
-      <w:r>
-        <w:t xml:space="preserve">, </w:t>
+        <w:t xml:space="preserve"> A.I. &amp; Multi-</w:t>
+      </w:r>
+      <w:r>
+        <w:t>Agent</w:t>
+      </w:r>
+      <w:r>
+        <w:t xml:space="preserve"> Sys, </w:t>
       </w:r>
       <w:r>
         <w:t xml:space="preserve">Python Programming, </w:t>
@@ -755,13 +785,13 @@
         <w:spacing w:after="120"/>
       </w:pPr>
       <w:r>
+        <w:t xml:space="preserve">Jr. </w:t>
+      </w:r>
+      <w:r>
         <w:t>.NET Developer</w:t>
       </w:r>
       <w:r>
-        <w:tab/>
-      </w:r>
-      <w:r>
-        <w:tab/>
+        <w:t xml:space="preserve"> (Developer II)</w:t>
       </w:r>
       <w:r>
         <w:tab/>

--- a/JOSHUA D - SOFTWARE ENGINEER w_AI.docx
+++ b/JOSHUA D - SOFTWARE ENGINEER w_AI.docx
@@ -34,7 +34,7 @@
         <w:pBdr>
           <w:bottom w:val="single" w:sz="6" w:space="1" w:color="auto"/>
         </w:pBdr>
-        <w:spacing w:after="120"/>
+        <w:spacing w:after="0"/>
       </w:pPr>
       <w:r>
         <w:t>(609) 202-6891</w:t>
@@ -120,26 +120,6 @@
           <w:szCs w:val="28"/>
         </w:rPr>
         <w:t xml:space="preserve"> w_A.I.</w:t>
-      </w:r>
-    </w:p>
-    <w:p>
-      <w:pPr>
-        <w:spacing w:after="0"/>
-        <w:jc w:val="center"/>
-        <w:rPr>
-          <w:b/>
-          <w:bCs/>
-          <w:u w:val="single"/>
-        </w:rPr>
-      </w:pPr>
-      <w:r>
-        <w:rPr>
-          <w:b/>
-          <w:bCs/>
-          <w:sz w:val="28"/>
-          <w:szCs w:val="28"/>
-        </w:rPr>
-        <w:t>Entry to Junior level</w:t>
       </w:r>
     </w:p>
     <w:p>
@@ -359,6 +339,11 @@
     <w:p>
       <w:pPr>
         <w:spacing w:after="0"/>
+        <w:ind w:left="2880" w:hanging="2880"/>
+        <w:rPr>
+          <w:b/>
+          <w:bCs/>
+        </w:rPr>
       </w:pPr>
       <w:r>
         <w:rPr>
@@ -375,37 +360,19 @@
         <w:tab/>
       </w:r>
       <w:r>
-        <w:t>Agentic</w:t>
-      </w:r>
-      <w:r>
-        <w:t xml:space="preserve"> A.I. &amp; Multi-</w:t>
-      </w:r>
-      <w:r>
-        <w:t>Agent</w:t>
-      </w:r>
-      <w:r>
-        <w:t xml:space="preserve"> Sys, </w:t>
+        <w:t>Data Management</w:t>
+      </w:r>
+      <w:r>
+        <w:t xml:space="preserve">, </w:t>
       </w:r>
       <w:r>
         <w:t xml:space="preserve">Python Programming, </w:t>
       </w:r>
       <w:r>
-        <w:t>W</w:t>
-      </w:r>
-      <w:r>
-        <w:t>eb Design</w:t>
-      </w:r>
-      <w:r>
-        <w:t>/</w:t>
-      </w:r>
-      <w:r>
-        <w:t>Ar</w:t>
-      </w:r>
-      <w:r>
-        <w:t>ch</w:t>
-      </w:r>
-      <w:r>
-        <w:tab/>
+        <w:t>Markup Adv Auth</w:t>
+      </w:r>
+      <w:r>
+        <w:t>, Web Design/Intg. Capstone, Agentic A.I. &amp; Multi-Agent Systems</w:t>
       </w:r>
     </w:p>
     <w:p>
@@ -421,7 +388,21 @@
           <w:b/>
           <w:bCs/>
         </w:rPr>
-        <w:t xml:space="preserve">Bachelor of Science Degrees: </w:t>
+        <w:t>Bachelor of Science Deg</w:t>
+      </w:r>
+      <w:r>
+        <w:rPr>
+          <w:b/>
+          <w:bCs/>
+        </w:rPr>
+        <w:t>.</w:t>
+      </w:r>
+      <w:r>
+        <w:rPr>
+          <w:b/>
+          <w:bCs/>
+        </w:rPr>
+        <w:t xml:space="preserve">: </w:t>
       </w:r>
       <w:r>
         <w:rPr>
@@ -436,6 +417,9 @@
       <w:r>
         <w:t xml:space="preserve"> (2024), Management Information Systems</w:t>
       </w:r>
+      <w:r>
+        <w:t xml:space="preserve"> (2014)</w:t>
+      </w:r>
     </w:p>
     <w:p>
       <w:pPr>
@@ -463,21 +447,35 @@
         <w:tab/>
       </w:r>
       <w:r>
-        <w:rPr>
-          <w:b/>
-          <w:bCs/>
-        </w:rPr>
-        <w:tab/>
-      </w:r>
-      <w:r>
         <w:t>Artificial Intelligence, Machine Learning, PHP Application Dvl.</w:t>
       </w:r>
+      <w:r>
+        <w:t>,</w:t>
+      </w:r>
     </w:p>
     <w:p>
       <w:pPr>
         <w:spacing w:after="0"/>
       </w:pPr>
       <w:r>
+        <w:tab/>
+      </w:r>
+      <w:r>
+        <w:tab/>
+      </w:r>
+      <w:r>
+        <w:tab/>
+      </w:r>
+      <w:r>
+        <w:tab/>
+        <w:t>Big Data and Visualizations, Data Analytics Storytelling, Java I, II</w:t>
+      </w:r>
+    </w:p>
+    <w:p>
+      <w:pPr>
+        <w:spacing w:after="0"/>
+      </w:pPr>
+      <w:r>
         <w:rPr>
           <w:b/>
           <w:bCs/>
@@ -513,13 +511,6 @@
         <w:tab/>
       </w:r>
       <w:r>
-        <w:rPr>
-          <w:b/>
-          <w:bCs/>
-        </w:rPr>
-        <w:tab/>
-      </w:r>
-      <w:r>
         <w:t>Web App</w:t>
       </w:r>
       <w:r>
@@ -532,6 +523,12 @@
         <w:tab/>
       </w:r>
       <w:r>
+        <w:tab/>
+      </w:r>
+      <w:r>
+        <w:tab/>
+      </w:r>
+      <w:r>
         <w:t>Data Analytics</w:t>
       </w:r>
     </w:p>
@@ -560,45 +557,16 @@
         <w:tab/>
       </w:r>
       <w:r>
-        <w:tab/>
-      </w:r>
-      <w:r>
-        <w:t xml:space="preserve">.NET Applications Development, </w:t>
+        <w:t xml:space="preserve">Microsoft® </w:t>
+      </w:r>
+      <w:r>
+        <w:t>.NET Applications Development,</w:t>
       </w:r>
       <w:r>
         <w:tab/>
       </w:r>
       <w:r>
         <w:t>Java Programming</w:t>
-      </w:r>
-    </w:p>
-    <w:p>
-      <w:pPr>
-        <w:spacing w:after="0"/>
-        <w:rPr>
-          <w:b/>
-          <w:bCs/>
-        </w:rPr>
-      </w:pPr>
-      <w:r>
-        <w:rPr>
-          <w:b/>
-          <w:bCs/>
-        </w:rPr>
-        <w:t xml:space="preserve">Associate of Science Degrees: </w:t>
-      </w:r>
-      <w:r>
-        <w:rPr>
-          <w:b/>
-          <w:bCs/>
-        </w:rPr>
-        <w:tab/>
-      </w:r>
-      <w:r>
-        <w:t>Computer Science, Mathematics</w:t>
-      </w:r>
-      <w:r>
-        <w:t xml:space="preserve"> (2010, 2010)</w:t>
       </w:r>
     </w:p>
     <w:p>
@@ -664,63 +632,61 @@
     <w:p>
       <w:pPr>
         <w:spacing w:after="0"/>
-        <w:rPr>
-          <w:b/>
-          <w:bCs/>
-        </w:rPr>
-      </w:pPr>
-      <w:r>
-        <w:rPr>
-          <w:b/>
-          <w:bCs/>
-        </w:rPr>
-        <w:t>Addison Group</w:t>
-      </w:r>
-      <w:r>
-        <w:rPr>
-          <w:b/>
-          <w:bCs/>
-        </w:rPr>
-        <w:t xml:space="preserve"> (Cambium Assessment)</w:t>
-      </w:r>
-    </w:p>
-    <w:p>
-      <w:pPr>
-        <w:spacing w:after="120"/>
-      </w:pPr>
-      <w:r>
-        <w:t>Tier 1 Help Desk Technician</w:t>
-      </w:r>
-      <w:r>
-        <w:tab/>
-      </w:r>
-      <w:r>
-        <w:tab/>
-      </w:r>
-      <w:r>
-        <w:tab/>
-      </w:r>
-      <w:r>
-        <w:tab/>
-      </w:r>
-      <w:r>
-        <w:tab/>
-      </w:r>
-      <w:r>
-        <w:tab/>
-      </w:r>
-      <w:r>
-        <w:tab/>
-      </w:r>
-      <w:r>
-        <w:tab/>
-        <w:t xml:space="preserve">Jan </w:t>
-      </w:r>
-      <w:r>
-        <w:t xml:space="preserve">2025 </w:t>
-      </w:r>
-      <w:r>
-        <w:t>– Apr 2025</w:t>
+      </w:pPr>
+      <w:r>
+        <w:rPr>
+          <w:b/>
+          <w:bCs/>
+        </w:rPr>
+        <w:t>South Seaville Camp Meeting Association</w:t>
+      </w:r>
+      <w:r>
+        <w:rPr>
+          <w:b/>
+          <w:bCs/>
+        </w:rPr>
+        <w:t xml:space="preserve"> (S.S.C.M.A.) </w:t>
+      </w:r>
+      <w:r>
+        <w:rPr>
+          <w:b/>
+          <w:bCs/>
+        </w:rPr>
+        <w:tab/>
+      </w:r>
+      <w:r>
+        <w:rPr>
+          <w:b/>
+          <w:bCs/>
+        </w:rPr>
+        <w:tab/>
+      </w:r>
+      <w:r>
+        <w:rPr>
+          <w:b/>
+          <w:bCs/>
+        </w:rPr>
+        <w:tab/>
+      </w:r>
+      <w:r>
+        <w:t>May 2026 – Present</w:t>
+      </w:r>
+    </w:p>
+    <w:p>
+      <w:pPr>
+        <w:spacing w:after="0"/>
+      </w:pPr>
+      <w:r>
+        <w:t>Software Engineer</w:t>
+      </w:r>
+      <w:r>
+        <w:t xml:space="preserve"> (1099</w:t>
+      </w:r>
+      <w:r>
+        <w:t>/’Freelance Developer’</w:t>
+      </w:r>
+      <w:r>
+        <w:t>)</w:t>
       </w:r>
     </w:p>
     <w:p>
@@ -733,7 +699,7 @@
         <w:ind w:left="180" w:hanging="180"/>
       </w:pPr>
       <w:r>
-        <w:t>Provided first-level technical support to end users via inbound calls, ticketing, and E-mail</w:t>
+        <w:t>Developed a customized, Browser-based work-order-entry System from inception to completion</w:t>
       </w:r>
     </w:p>
     <w:p>
@@ -746,74 +712,68 @@
         <w:ind w:left="180" w:hanging="180"/>
       </w:pPr>
       <w:r>
-        <w:t>Resolved technical issues efficiently and professionally, ensuring timely resolution</w:t>
+        <w:t>Spun-up project using VS Code, and Open-source stack: HTML 5/CSS 3/JavaScript/PHP/MySQL</w:t>
       </w:r>
     </w:p>
     <w:p>
       <w:pPr>
         <w:spacing w:after="0"/>
-      </w:pPr>
-      <w:r>
-        <w:rPr>
-          <w:b/>
-          <w:bCs/>
-        </w:rPr>
-        <w:t>A.S.M. Research, L.L.C.</w:t>
-      </w:r>
-      <w:r>
-        <w:rPr>
-          <w:b/>
-          <w:bCs/>
-        </w:rPr>
-        <w:t xml:space="preserve"> (U.S. Department of The Army) </w:t>
-      </w:r>
-      <w:r>
-        <w:t xml:space="preserve"> </w:t>
-      </w:r>
-      <w:r>
-        <w:tab/>
-      </w:r>
-      <w:r>
-        <w:tab/>
-      </w:r>
-      <w:r>
-        <w:tab/>
-      </w:r>
-    </w:p>
-    <w:p>
-      <w:pPr>
-        <w:spacing w:after="120"/>
-      </w:pPr>
-      <w:r>
-        <w:t xml:space="preserve">Jr. </w:t>
-      </w:r>
-      <w:r>
-        <w:t>.NET Developer</w:t>
-      </w:r>
-      <w:r>
-        <w:t xml:space="preserve"> (Developer II)</w:t>
-      </w:r>
-      <w:r>
-        <w:tab/>
-      </w:r>
-      <w:r>
-        <w:tab/>
-      </w:r>
-      <w:r>
-        <w:tab/>
-      </w:r>
-      <w:r>
-        <w:tab/>
-      </w:r>
-      <w:r>
-        <w:tab/>
-      </w:r>
-      <w:r>
-        <w:tab/>
-      </w:r>
-      <w:r>
-        <w:tab/>
-        <w:t>Jan 2022 – Sep 2022</w:t>
+        <w:rPr>
+          <w:b/>
+          <w:bCs/>
+        </w:rPr>
+      </w:pPr>
+      <w:r>
+        <w:rPr>
+          <w:b/>
+          <w:bCs/>
+        </w:rPr>
+        <w:t>Addison Group</w:t>
+      </w:r>
+      <w:r>
+        <w:rPr>
+          <w:b/>
+          <w:bCs/>
+        </w:rPr>
+        <w:t xml:space="preserve"> (Cambium Assessment)</w:t>
+      </w:r>
+    </w:p>
+    <w:p>
+      <w:pPr>
+        <w:spacing w:after="0"/>
+      </w:pPr>
+      <w:r>
+        <w:t>Tier 1 Help Desk Technician</w:t>
+      </w:r>
+      <w:r>
+        <w:t xml:space="preserve"> (W.F.H. W2)</w:t>
+      </w:r>
+      <w:r>
+        <w:tab/>
+      </w:r>
+      <w:r>
+        <w:tab/>
+      </w:r>
+      <w:r>
+        <w:tab/>
+      </w:r>
+      <w:r>
+        <w:tab/>
+      </w:r>
+      <w:r>
+        <w:tab/>
+      </w:r>
+      <w:r>
+        <w:tab/>
+      </w:r>
+      <w:r>
+        <w:t xml:space="preserve">Jan </w:t>
+      </w:r>
+      <w:r>
+        <w:t xml:space="preserve">2025 </w:t>
+      </w:r>
+      <w:r>
+        <w:t>– Apr 2025</w:t>
       </w:r>
     </w:p>
     <w:p>
@@ -826,7 +786,86 @@
         <w:ind w:left="180" w:hanging="180"/>
       </w:pPr>
       <w:r>
-        <w:t>Generated MVC Views (C#.NET), Stored Procedures (Visual Studio, SQL, T-SQL, MSSQL Server)</w:t>
+        <w:t>Provided first-level technical support to end users via inbound calls, ticketing, and E-mail</w:t>
+      </w:r>
+    </w:p>
+    <w:p>
+      <w:pPr>
+        <w:pStyle w:val="ListParagraph"/>
+        <w:numPr>
+          <w:ilvl w:val="0"/>
+          <w:numId w:val="2"/>
+        </w:numPr>
+        <w:ind w:left="180" w:hanging="180"/>
+      </w:pPr>
+      <w:r>
+        <w:t>Resolved technical issues efficiently and professionally, ensuring timely resolution</w:t>
+      </w:r>
+    </w:p>
+    <w:p>
+      <w:pPr>
+        <w:spacing w:after="0"/>
+      </w:pPr>
+      <w:r>
+        <w:rPr>
+          <w:b/>
+          <w:bCs/>
+        </w:rPr>
+        <w:t>A.S.M. Research, L.L.C.</w:t>
+      </w:r>
+      <w:r>
+        <w:rPr>
+          <w:b/>
+          <w:bCs/>
+        </w:rPr>
+        <w:t xml:space="preserve"> (U.S. Department of The Army) </w:t>
+      </w:r>
+      <w:r>
+        <w:t xml:space="preserve"> </w:t>
+      </w:r>
+      <w:r>
+        <w:tab/>
+      </w:r>
+      <w:r>
+        <w:tab/>
+      </w:r>
+      <w:r>
+        <w:tab/>
+      </w:r>
+    </w:p>
+    <w:p>
+      <w:pPr>
+        <w:spacing w:after="0"/>
+      </w:pPr>
+      <w:r>
+        <w:t xml:space="preserve">Jr. </w:t>
+      </w:r>
+      <w:r>
+        <w:t>.NET Developer</w:t>
+      </w:r>
+      <w:r>
+        <w:t xml:space="preserve"> (Developer II)</w:t>
+      </w:r>
+      <w:r>
+        <w:t xml:space="preserve"> (Remote W2)</w:t>
+      </w:r>
+      <w:r>
+        <w:tab/>
+      </w:r>
+      <w:r>
+        <w:tab/>
+      </w:r>
+      <w:r>
+        <w:tab/>
+      </w:r>
+      <w:r>
+        <w:tab/>
+      </w:r>
+      <w:r>
+        <w:tab/>
+      </w:r>
+      <w:r>
+        <w:t>Jan 2022 – Sep 2022</w:t>
       </w:r>
     </w:p>
     <w:p>
@@ -840,76 +879,40 @@
         <w:ind w:left="187" w:hanging="187"/>
       </w:pPr>
       <w:r>
+        <w:t>Generated MVC Views (C#.NET), Stored Procedures (Visual Studio, SQL, T-SQL, MSSQL Server)</w:t>
+      </w:r>
+    </w:p>
+    <w:p>
+      <w:pPr>
+        <w:pStyle w:val="ListParagraph"/>
+        <w:numPr>
+          <w:ilvl w:val="0"/>
+          <w:numId w:val="2"/>
+        </w:numPr>
+        <w:spacing w:after="0"/>
+        <w:ind w:left="187" w:hanging="187"/>
+      </w:pPr>
+      <w:r>
         <w:t>Collaborated within an Agile Team of Developers using Kanban methodology and User Stories:</w:t>
       </w:r>
       <w:r>
         <w:tab/>
-        <w:t>Teams, OneNote, C.I./C.D. pipeline, Team Foundation Server, AWS WorkSpace</w:t>
+        <w:t>Teams, OneNote, C.I./C.D. pipeline, Team Foundation Server, A</w:t>
+      </w:r>
+      <w:r>
+        <w:t>mazon</w:t>
+      </w:r>
+      <w:r>
+        <w:t xml:space="preserve"> Work</w:t>
       </w:r>
       <w:r>
         <w:t>s</w:t>
       </w:r>
-    </w:p>
-    <w:p>
-      <w:pPr>
-        <w:spacing w:after="0"/>
-        <w:rPr>
-          <w:b/>
-          <w:bCs/>
-          <w:sz w:val="8"/>
-          <w:szCs w:val="8"/>
-          <w:u w:val="single"/>
-        </w:rPr>
-      </w:pPr>
-    </w:p>
-    <w:p>
-      <w:pPr>
-        <w:spacing w:after="0"/>
-        <w:rPr>
-          <w:b/>
-          <w:bCs/>
-          <w:sz w:val="8"/>
-          <w:szCs w:val="8"/>
-          <w:u w:val="single"/>
-        </w:rPr>
-      </w:pPr>
-    </w:p>
-    <w:p>
-      <w:pPr>
-        <w:spacing w:after="0"/>
-        <w:rPr>
-          <w:b/>
-          <w:bCs/>
-          <w:sz w:val="8"/>
-          <w:szCs w:val="8"/>
-          <w:u w:val="single"/>
-        </w:rPr>
-      </w:pPr>
-    </w:p>
-    <w:p>
-      <w:pPr>
-        <w:spacing w:after="0"/>
-        <w:rPr>
-          <w:b/>
-          <w:bCs/>
-          <w:u w:val="single"/>
-        </w:rPr>
-      </w:pPr>
-      <w:r>
-        <w:rPr>
-          <w:b/>
-          <w:bCs/>
-          <w:u w:val="single"/>
-        </w:rPr>
-        <w:t>PROFESSIONAL DEVELOPMENT</w:t>
-      </w:r>
-    </w:p>
-    <w:p>
-      <w:r>
-        <w:t>Continuous learning and growth</w:t>
-      </w:r>
-      <w:r>
-        <w:t>. Currently pursuing M.S. IST-Web Design at Wilmington University</w:t>
+      <w:r>
+        <w:t>pace</w:t>
+      </w:r>
+      <w:r>
+        <w:t>s</w:t>
       </w:r>
     </w:p>
     <w:sectPr>
@@ -1038,6 +1041,119 @@
     </w:lvl>
   </w:abstractNum>
   <w:abstractNum w:abstractNumId="1" w15:restartNumberingAfterBreak="0">
+    <w:nsid w:val="3D1044D3"/>
+    <w:multiLevelType w:val="hybridMultilevel"/>
+    <w:tmpl w:val="13865A80"/>
+    <w:lvl w:ilvl="0" w:tplc="04090001">
+      <w:start w:val="1"/>
+      <w:numFmt w:val="bullet"/>
+      <w:lvlText w:val=""/>
+      <w:lvlJc w:val="left"/>
+      <w:pPr>
+        <w:ind w:left="720" w:hanging="360"/>
+      </w:pPr>
+      <w:rPr>
+        <w:rFonts w:ascii="Symbol" w:hAnsi="Symbol" w:hint="default"/>
+      </w:rPr>
+    </w:lvl>
+    <w:lvl w:ilvl="1" w:tplc="04090003" w:tentative="1">
+      <w:start w:val="1"/>
+      <w:numFmt w:val="bullet"/>
+      <w:lvlText w:val="o"/>
+      <w:lvlJc w:val="left"/>
+      <w:pPr>
+        <w:ind w:left="1440" w:hanging="360"/>
+      </w:pPr>
+      <w:rPr>
+        <w:rFonts w:ascii="Courier New" w:hAnsi="Courier New" w:cs="Courier New" w:hint="default"/>
+      </w:rPr>
+    </w:lvl>
+    <w:lvl w:ilvl="2" w:tplc="04090005" w:tentative="1">
+      <w:start w:val="1"/>
+      <w:numFmt w:val="bullet"/>
+      <w:lvlText w:val=""/>
+      <w:lvlJc w:val="left"/>
+      <w:pPr>
+        <w:ind w:left="2160" w:hanging="360"/>
+      </w:pPr>
+      <w:rPr>
+        <w:rFonts w:ascii="Wingdings" w:hAnsi="Wingdings" w:hint="default"/>
+      </w:rPr>
+    </w:lvl>
+    <w:lvl w:ilvl="3" w:tplc="04090001" w:tentative="1">
+      <w:start w:val="1"/>
+      <w:numFmt w:val="bullet"/>
+      <w:lvlText w:val=""/>
+      <w:lvlJc w:val="left"/>
+      <w:pPr>
+        <w:ind w:left="2880" w:hanging="360"/>
+      </w:pPr>
+      <w:rPr>
+        <w:rFonts w:ascii="Symbol" w:hAnsi="Symbol" w:hint="default"/>
+      </w:rPr>
+    </w:lvl>
+    <w:lvl w:ilvl="4" w:tplc="04090003" w:tentative="1">
+      <w:start w:val="1"/>
+      <w:numFmt w:val="bullet"/>
+      <w:lvlText w:val="o"/>
+      <w:lvlJc w:val="left"/>
+      <w:pPr>
+        <w:ind w:left="3600" w:hanging="360"/>
+      </w:pPr>
+      <w:rPr>
+        <w:rFonts w:ascii="Courier New" w:hAnsi="Courier New" w:cs="Courier New" w:hint="default"/>
+      </w:rPr>
+    </w:lvl>
+    <w:lvl w:ilvl="5" w:tplc="04090005" w:tentative="1">
+      <w:start w:val="1"/>
+      <w:numFmt w:val="bullet"/>
+      <w:lvlText w:val=""/>
+      <w:lvlJc w:val="left"/>
+      <w:pPr>
+        <w:ind w:left="4320" w:hanging="360"/>
+      </w:pPr>
+      <w:rPr>
+        <w:rFonts w:ascii="Wingdings" w:hAnsi="Wingdings" w:hint="default"/>
+      </w:rPr>
+    </w:lvl>
+    <w:lvl w:ilvl="6" w:tplc="04090001" w:tentative="1">
+      <w:start w:val="1"/>
+      <w:numFmt w:val="bullet"/>
+      <w:lvlText w:val=""/>
+      <w:lvlJc w:val="left"/>
+      <w:pPr>
+        <w:ind w:left="5040" w:hanging="360"/>
+      </w:pPr>
+      <w:rPr>
+        <w:rFonts w:ascii="Symbol" w:hAnsi="Symbol" w:hint="default"/>
+      </w:rPr>
+    </w:lvl>
+    <w:lvl w:ilvl="7" w:tplc="04090003" w:tentative="1">
+      <w:start w:val="1"/>
+      <w:numFmt w:val="bullet"/>
+      <w:lvlText w:val="o"/>
+      <w:lvlJc w:val="left"/>
+      <w:pPr>
+        <w:ind w:left="5760" w:hanging="360"/>
+      </w:pPr>
+      <w:rPr>
+        <w:rFonts w:ascii="Courier New" w:hAnsi="Courier New" w:cs="Courier New" w:hint="default"/>
+      </w:rPr>
+    </w:lvl>
+    <w:lvl w:ilvl="8" w:tplc="04090005" w:tentative="1">
+      <w:start w:val="1"/>
+      <w:numFmt w:val="bullet"/>
+      <w:lvlText w:val=""/>
+      <w:lvlJc w:val="left"/>
+      <w:pPr>
+        <w:ind w:left="6480" w:hanging="360"/>
+      </w:pPr>
+      <w:rPr>
+        <w:rFonts w:ascii="Wingdings" w:hAnsi="Wingdings" w:hint="default"/>
+      </w:rPr>
+    </w:lvl>
+  </w:abstractNum>
+  <w:abstractNum w:abstractNumId="2" w15:restartNumberingAfterBreak="0">
     <w:nsid w:val="6FA429C3"/>
     <w:multiLevelType w:val="hybridMultilevel"/>
     <w:tmpl w:val="20747930"/>
@@ -1154,6 +1270,9 @@
     <w:abstractNumId w:val="0"/>
   </w:num>
   <w:num w:numId="2" w16cid:durableId="1134567395">
+    <w:abstractNumId w:val="2"/>
+  </w:num>
+  <w:num w:numId="3" w16cid:durableId="1442997729">
     <w:abstractNumId w:val="1"/>
   </w:num>
 </w:numbering>

--- a/JOSHUA D - SOFTWARE ENGINEER w_AI.docx
+++ b/JOSHUA D - SOFTWARE ENGINEER w_AI.docx
@@ -68,59 +68,14 @@
     <w:p>
       <w:pPr>
         <w:spacing w:after="0"/>
-        <w:jc w:val="center"/>
-        <w:rPr>
-          <w:b/>
-          <w:bCs/>
-          <w:sz w:val="28"/>
-          <w:szCs w:val="28"/>
-        </w:rPr>
-      </w:pPr>
-      <w:r>
-        <w:rPr>
-          <w:b/>
-          <w:bCs/>
-          <w:sz w:val="28"/>
-          <w:szCs w:val="28"/>
-        </w:rPr>
-        <w:t xml:space="preserve">Software </w:t>
-      </w:r>
-      <w:r>
-        <w:rPr>
-          <w:b/>
-          <w:bCs/>
-          <w:sz w:val="28"/>
-          <w:szCs w:val="28"/>
-        </w:rPr>
-        <w:t xml:space="preserve">and Data </w:t>
-      </w:r>
-      <w:r>
-        <w:rPr>
-          <w:b/>
-          <w:bCs/>
-          <w:sz w:val="28"/>
-          <w:szCs w:val="28"/>
-        </w:rPr>
-        <w:t>Engineer</w:t>
-      </w:r>
-      <w:r>
-        <w:rPr>
-          <w:b/>
-          <w:bCs/>
-          <w:sz w:val="28"/>
-          <w:szCs w:val="28"/>
-        </w:rPr>
-        <w:t>ing</w:t>
-      </w:r>
-      <w:r>
-        <w:rPr>
-          <w:b/>
-          <w:bCs/>
-          <w:sz w:val="28"/>
-          <w:szCs w:val="28"/>
-        </w:rPr>
-        <w:t xml:space="preserve"> w_A.I.</w:t>
-      </w:r>
+        <w:rPr>
+          <w:b/>
+          <w:bCs/>
+          <w:sz w:val="8"/>
+          <w:szCs w:val="8"/>
+          <w:u w:val="single"/>
+        </w:rPr>
+      </w:pPr>
     </w:p>
     <w:p>
       <w:pPr>
@@ -201,7 +156,13 @@
         <w:ind w:left="180" w:hanging="180"/>
       </w:pPr>
       <w:r>
-        <w:t>Developed Full-stack Web applications using PHP, MySQL, HTML5, CSS3, JavaScript, Bootstrap</w:t>
+        <w:t>D</w:t>
+      </w:r>
+      <w:r>
+        <w:t>eveloped</w:t>
+      </w:r>
+      <w:r>
+        <w:t xml:space="preserve"> Full-stack Web applications using PHP, MySQL, HTML5, CSS3, JavaScript, Bootstrap</w:t>
       </w:r>
       <w:r>
         <w:t>.</w:t>
@@ -680,10 +641,13 @@
         <w:t>Software Engineer</w:t>
       </w:r>
       <w:r>
-        <w:t xml:space="preserve"> (1099</w:t>
-      </w:r>
-      <w:r>
-        <w:t>/’Freelance Developer’</w:t>
+        <w:t xml:space="preserve"> (</w:t>
+      </w:r>
+      <w:r>
+        <w:t>1099/ ‘</w:t>
+      </w:r>
+      <w:r>
+        <w:t>Freelance Developer’</w:t>
       </w:r>
       <w:r>
         <w:t>)</w:t>
@@ -713,6 +677,19 @@
       </w:pPr>
       <w:r>
         <w:t>Spun-up project using VS Code, and Open-source stack: HTML 5/CSS 3/JavaScript/PHP/MySQL</w:t>
+      </w:r>
+    </w:p>
+    <w:p>
+      <w:pPr>
+        <w:pStyle w:val="ListParagraph"/>
+        <w:numPr>
+          <w:ilvl w:val="0"/>
+          <w:numId w:val="2"/>
+        </w:numPr>
+        <w:ind w:left="180" w:hanging="180"/>
+      </w:pPr>
+      <w:r>
+        <w:t>Exposure to Codex A.I. coding tools</w:t>
       </w:r>
     </w:p>
     <w:p>

--- a/JOSHUA D - SOFTWARE ENGINEER w_AI.docx
+++ b/JOSHUA D - SOFTWARE ENGINEER w_AI.docx
@@ -71,7 +71,7 @@
           <w:sz w:val="22"/>
           <w:szCs w:val="22"/>
         </w:rPr>
-        <w:t>joshuad_thomas@comcast.net</w:t>
+        <w:t xml:space="preserve"> </w:t>
       </w:r>
       <w:r>
         <w:rPr>
@@ -79,7 +79,7 @@
           <w:sz w:val="22"/>
           <w:szCs w:val="22"/>
         </w:rPr>
-        <w:t xml:space="preserve"> </w:t>
+        <w:t>joshuad_thomas@comcast.net</w:t>
       </w:r>
       <w:r>
         <w:rPr>
@@ -87,7 +87,7 @@
           <w:sz w:val="22"/>
           <w:szCs w:val="22"/>
         </w:rPr>
-        <w:t>|</w:t>
+        <w:t xml:space="preserve"> </w:t>
       </w:r>
       <w:r>
         <w:rPr>
@@ -95,19 +95,24 @@
           <w:sz w:val="22"/>
           <w:szCs w:val="22"/>
         </w:rPr>
+        <w:t>|</w:t>
+      </w:r>
+      <w:r>
+        <w:rPr>
+          <w:rFonts w:ascii="Garamond" w:hAnsi="Garamond"/>
+          <w:sz w:val="22"/>
+          <w:szCs w:val="22"/>
+        </w:rPr>
         <w:t xml:space="preserve"> </w:t>
       </w:r>
-      <w:hyperlink r:id="rId7" w:history="1">
-        <w:r>
-          <w:rPr>
-            <w:rStyle w:val="Hyperlink"/>
-            <w:rFonts w:ascii="Garamond" w:hAnsi="Garamond"/>
-            <w:sz w:val="22"/>
-            <w:szCs w:val="22"/>
-          </w:rPr>
-          <w:t>GitHub</w:t>
-        </w:r>
-      </w:hyperlink>
+      <w:r>
+        <w:rPr>
+          <w:rFonts w:ascii="Garamond" w:hAnsi="Garamond"/>
+          <w:sz w:val="22"/>
+          <w:szCs w:val="22"/>
+        </w:rPr>
+        <w:t>www.github.com/jdthomas084</w:t>
+      </w:r>
       <w:r>
         <w:rPr>
           <w:rFonts w:ascii="Garamond" w:hAnsi="Garamond"/>
@@ -133,24 +138,53 @@
         </w:rPr>
         <w:t xml:space="preserve"> </w:t>
       </w:r>
-      <w:hyperlink r:id="rId8" w:history="1">
-        <w:r>
-          <w:rPr>
-            <w:rStyle w:val="Hyperlink"/>
-            <w:rFonts w:ascii="Garamond" w:hAnsi="Garamond"/>
-            <w:sz w:val="22"/>
-            <w:szCs w:val="22"/>
-          </w:rPr>
-          <w:t>LinkedIn</w:t>
-        </w:r>
-      </w:hyperlink>
       <w:r>
         <w:rPr>
           <w:rFonts w:ascii="Garamond" w:hAnsi="Garamond"/>
           <w:sz w:val="22"/>
           <w:szCs w:val="22"/>
         </w:rPr>
-        <w:t xml:space="preserve"> | A.I. and Data Engineering</w:t>
+        <w:t>http://www.linkedin.com/in/joshua-thomas-07bb6a368</w:t>
+      </w:r>
+      <w:r>
+        <w:rPr>
+          <w:rFonts w:ascii="Garamond" w:hAnsi="Garamond"/>
+          <w:sz w:val="22"/>
+          <w:szCs w:val="22"/>
+        </w:rPr>
+        <w:t>| A.I.</w:t>
+      </w:r>
+      <w:r>
+        <w:rPr>
+          <w:rFonts w:ascii="Garamond" w:hAnsi="Garamond"/>
+          <w:sz w:val="22"/>
+          <w:szCs w:val="22"/>
+        </w:rPr>
+        <w:t>,</w:t>
+      </w:r>
+      <w:r>
+        <w:rPr>
+          <w:rFonts w:ascii="Garamond" w:hAnsi="Garamond"/>
+          <w:sz w:val="22"/>
+          <w:szCs w:val="22"/>
+        </w:rPr>
+        <w:t xml:space="preserve"> </w:t>
+      </w:r>
+      <w:r>
+        <w:rPr>
+          <w:rFonts w:ascii="Garamond" w:hAnsi="Garamond"/>
+          <w:sz w:val="22"/>
+          <w:szCs w:val="22"/>
+        </w:rPr>
+        <w:t xml:space="preserve">Software, </w:t>
+      </w:r>
+      <w:r>
+        <w:rPr>
+          <w:rFonts w:ascii="Garamond" w:hAnsi="Garamond"/>
+          <w:sz w:val="22"/>
+          <w:szCs w:val="22"/>
+        </w:rPr>
+        <w:t>and Data Engineering</w:t>
       </w:r>
     </w:p>
     <w:p>
@@ -162,6 +196,8 @@
           <w:rFonts w:ascii="Garamond" w:hAnsi="Garamond"/>
           <w:b/>
           <w:bCs/>
+          <w:sz w:val="16"/>
+          <w:szCs w:val="16"/>
         </w:rPr>
       </w:pPr>
     </w:p>
@@ -749,7 +785,34 @@
           <w:sz w:val="18"/>
           <w:szCs w:val="18"/>
         </w:rPr>
-        <w:t>PHP Applic Dvl</w:t>
+        <w:t xml:space="preserve">PHP </w:t>
+      </w:r>
+      <w:r>
+        <w:rPr>
+          <w:rFonts w:ascii="Garamond" w:hAnsi="Garamond" w:cs="Calibri"/>
+          <w:color w:val="000000"/>
+          <w:sz w:val="18"/>
+          <w:szCs w:val="18"/>
+        </w:rPr>
+        <w:t>Appl</w:t>
+      </w:r>
+      <w:r>
+        <w:rPr>
+          <w:rFonts w:ascii="Garamond" w:hAnsi="Garamond" w:cs="Calibri"/>
+          <w:color w:val="000000"/>
+          <w:sz w:val="18"/>
+          <w:szCs w:val="18"/>
+        </w:rPr>
+        <w:t>ic</w:t>
+      </w:r>
+      <w:r>
+        <w:rPr>
+          <w:rFonts w:ascii="Garamond" w:hAnsi="Garamond" w:cs="Calibri"/>
+          <w:color w:val="000000"/>
+          <w:sz w:val="18"/>
+          <w:szCs w:val="18"/>
+        </w:rPr>
+        <w:t xml:space="preserve"> Dvl</w:t>
       </w:r>
       <w:r>
         <w:rPr>
@@ -794,7 +857,7 @@
           <w:sz w:val="18"/>
           <w:szCs w:val="18"/>
         </w:rPr>
-        <w:t>Machine Learning</w:t>
+        <w:t>Prin/Prac InfoSec</w:t>
       </w:r>
       <w:r>
         <w:rPr>
@@ -1418,6 +1481,8 @@
           <w:rFonts w:ascii="Garamond" w:hAnsi="Garamond"/>
           <w:b/>
           <w:bCs/>
+          <w:sz w:val="16"/>
+          <w:szCs w:val="16"/>
         </w:rPr>
       </w:pPr>
     </w:p>
@@ -3085,7 +3150,15 @@
           <w:sz w:val="18"/>
           <w:szCs w:val="18"/>
         </w:rPr>
-        <w:t xml:space="preserve">. T-SQL, MySQL, Generative A.I., </w:t>
+        <w:t>,</w:t>
+      </w:r>
+      <w:r>
+        <w:rPr>
+          <w:rFonts w:ascii="Garamond" w:hAnsi="Garamond"/>
+          <w:sz w:val="18"/>
+          <w:szCs w:val="18"/>
+        </w:rPr>
+        <w:t xml:space="preserve"> T-SQL, MySQL, Generative A.I., </w:t>
       </w:r>
     </w:p>
     <w:p>
@@ -3254,6 +3327,14 @@
           <w:szCs w:val="18"/>
         </w:rPr>
         <w:t>, Graphic Design, Web Design</w:t>
+      </w:r>
+      <w:r>
+        <w:rPr>
+          <w:rFonts w:ascii="Garamond" w:hAnsi="Garamond"/>
+          <w:sz w:val="18"/>
+          <w:szCs w:val="18"/>
+        </w:rPr>
+        <w:t>, Internet Gaming, Dining, Digital Music, Current Technology, Current Events</w:t>
       </w:r>
     </w:p>
     <w:sectPr>

--- a/JOSHUA D - SOFTWARE ENGINEER w_AI.docx
+++ b/JOSHUA D - SOFTWARE ENGINEER w_AI.docx
@@ -787,6 +787,7 @@
         </w:rPr>
         <w:t xml:space="preserve">PHP </w:t>
       </w:r>
+      <w:proofErr w:type="spellStart"/>
       <w:r>
         <w:rPr>
           <w:rFonts w:ascii="Garamond" w:hAnsi="Garamond" w:cs="Calibri"/>
@@ -805,15 +806,27 @@
         </w:rPr>
         <w:t>ic</w:t>
       </w:r>
-      <w:r>
-        <w:rPr>
-          <w:rFonts w:ascii="Garamond" w:hAnsi="Garamond" w:cs="Calibri"/>
-          <w:color w:val="000000"/>
-          <w:sz w:val="18"/>
-          <w:szCs w:val="18"/>
-        </w:rPr>
-        <w:t xml:space="preserve"> Dvl</w:t>
-      </w:r>
+      <w:proofErr w:type="spellEnd"/>
+      <w:r>
+        <w:rPr>
+          <w:rFonts w:ascii="Garamond" w:hAnsi="Garamond" w:cs="Calibri"/>
+          <w:color w:val="000000"/>
+          <w:sz w:val="18"/>
+          <w:szCs w:val="18"/>
+        </w:rPr>
+        <w:t xml:space="preserve"> </w:t>
+      </w:r>
+      <w:proofErr w:type="spellStart"/>
+      <w:r>
+        <w:rPr>
+          <w:rFonts w:ascii="Garamond" w:hAnsi="Garamond" w:cs="Calibri"/>
+          <w:color w:val="000000"/>
+          <w:sz w:val="18"/>
+          <w:szCs w:val="18"/>
+        </w:rPr>
+        <w:t>Dvl</w:t>
+      </w:r>
+      <w:proofErr w:type="spellEnd"/>
       <w:r>
         <w:rPr>
           <w:rFonts w:ascii="Garamond" w:hAnsi="Garamond" w:cs="Calibri"/>
@@ -857,7 +870,27 @@
           <w:sz w:val="18"/>
           <w:szCs w:val="18"/>
         </w:rPr>
-        <w:t>Prin/Prac InfoSec</w:t>
+        <w:t>Prin/</w:t>
+      </w:r>
+      <w:proofErr w:type="spellStart"/>
+      <w:r>
+        <w:rPr>
+          <w:rFonts w:ascii="Garamond" w:hAnsi="Garamond" w:cs="Calibri"/>
+          <w:color w:val="000000"/>
+          <w:sz w:val="18"/>
+          <w:szCs w:val="18"/>
+        </w:rPr>
+        <w:t>Prac</w:t>
+      </w:r>
+      <w:proofErr w:type="spellEnd"/>
+      <w:r>
+        <w:rPr>
+          <w:rFonts w:ascii="Garamond" w:hAnsi="Garamond" w:cs="Calibri"/>
+          <w:color w:val="000000"/>
+          <w:sz w:val="18"/>
+          <w:szCs w:val="18"/>
+        </w:rPr>
+        <w:t xml:space="preserve"> InfoSec</w:t>
       </w:r>
       <w:r>
         <w:rPr>
@@ -1011,8 +1044,48 @@
           <w:szCs w:val="20"/>
           <w:u w:val="single"/>
         </w:rPr>
-        <w:t>Web Applic Dvl</w:t>
-      </w:r>
+        <w:t xml:space="preserve">Web </w:t>
+      </w:r>
+      <w:proofErr w:type="spellStart"/>
+      <w:r>
+        <w:rPr>
+          <w:rFonts w:ascii="Garamond" w:hAnsi="Garamond" w:cs="Calibri"/>
+          <w:b/>
+          <w:bCs/>
+          <w:color w:val="000000"/>
+          <w:sz w:val="20"/>
+          <w:szCs w:val="20"/>
+          <w:u w:val="single"/>
+        </w:rPr>
+        <w:t>Applic</w:t>
+      </w:r>
+      <w:proofErr w:type="spellEnd"/>
+      <w:r>
+        <w:rPr>
+          <w:rFonts w:ascii="Garamond" w:hAnsi="Garamond" w:cs="Calibri"/>
+          <w:b/>
+          <w:bCs/>
+          <w:color w:val="000000"/>
+          <w:sz w:val="20"/>
+          <w:szCs w:val="20"/>
+          <w:u w:val="single"/>
+        </w:rPr>
+        <w:t xml:space="preserve"> </w:t>
+      </w:r>
+      <w:proofErr w:type="spellStart"/>
+      <w:r>
+        <w:rPr>
+          <w:rFonts w:ascii="Garamond" w:hAnsi="Garamond" w:cs="Calibri"/>
+          <w:b/>
+          <w:bCs/>
+          <w:color w:val="000000"/>
+          <w:sz w:val="20"/>
+          <w:szCs w:val="20"/>
+          <w:u w:val="single"/>
+        </w:rPr>
+        <w:t>Dvl</w:t>
+      </w:r>
+      <w:proofErr w:type="spellEnd"/>
       <w:r>
         <w:rPr>
           <w:rFonts w:ascii="Garamond" w:hAnsi="Garamond" w:cs="Calibri"/>
@@ -1529,7 +1602,29 @@
           <w:sz w:val="18"/>
           <w:szCs w:val="18"/>
         </w:rPr>
-        <w:t>South Seaville Camp Meeting Association</w:t>
+        <w:t xml:space="preserve">South </w:t>
+      </w:r>
+      <w:proofErr w:type="spellStart"/>
+      <w:r>
+        <w:rPr>
+          <w:rFonts w:ascii="Garamond" w:hAnsi="Garamond"/>
+          <w:b/>
+          <w:bCs/>
+          <w:sz w:val="18"/>
+          <w:szCs w:val="18"/>
+        </w:rPr>
+        <w:t>Seaville</w:t>
+      </w:r>
+      <w:proofErr w:type="spellEnd"/>
+      <w:r>
+        <w:rPr>
+          <w:rFonts w:ascii="Garamond" w:hAnsi="Garamond"/>
+          <w:b/>
+          <w:bCs/>
+          <w:sz w:val="18"/>
+          <w:szCs w:val="18"/>
+        </w:rPr>
+        <w:t xml:space="preserve"> Camp Meeting Association</w:t>
       </w:r>
       <w:r>
         <w:rPr>
@@ -1624,6 +1719,7 @@
         </w:rPr>
         <w:t xml:space="preserve"> </w:t>
       </w:r>
+      <w:proofErr w:type="spellStart"/>
       <w:r>
         <w:rPr>
           <w:rFonts w:ascii="Garamond" w:hAnsi="Garamond"/>
@@ -1632,7 +1728,18 @@
           <w:sz w:val="18"/>
           <w:szCs w:val="18"/>
         </w:rPr>
-        <w:t>w_A.I.</w:t>
+        <w:t>w_A.I</w:t>
+      </w:r>
+      <w:proofErr w:type="spellEnd"/>
+      <w:r>
+        <w:rPr>
+          <w:rFonts w:ascii="Garamond" w:hAnsi="Garamond"/>
+          <w:i/>
+          <w:iCs/>
+          <w:sz w:val="18"/>
+          <w:szCs w:val="18"/>
+        </w:rPr>
+        <w:t>.</w:t>
       </w:r>
       <w:r>
         <w:rPr>
@@ -3210,7 +3317,43 @@
           <w:sz w:val="18"/>
           <w:szCs w:val="18"/>
         </w:rPr>
-        <w:t>, Web and Web Applications Development, Classes, Objects, Interfaces, O.O.P., JSON, jQuery, Chart.js, NLTK, NumPy, SeaBorn, BeautifulSoup, libraries</w:t>
+        <w:t xml:space="preserve">, Web and Web Applications Development, Classes, Objects, Interfaces, O.O.P., JSON, jQuery, Chart.js, NLTK, NumPy, </w:t>
+      </w:r>
+      <w:proofErr w:type="spellStart"/>
+      <w:r>
+        <w:rPr>
+          <w:rFonts w:ascii="Garamond" w:hAnsi="Garamond"/>
+          <w:sz w:val="18"/>
+          <w:szCs w:val="18"/>
+        </w:rPr>
+        <w:t>SeaBorn</w:t>
+      </w:r>
+      <w:proofErr w:type="spellEnd"/>
+      <w:r>
+        <w:rPr>
+          <w:rFonts w:ascii="Garamond" w:hAnsi="Garamond"/>
+          <w:sz w:val="18"/>
+          <w:szCs w:val="18"/>
+        </w:rPr>
+        <w:t xml:space="preserve">, </w:t>
+      </w:r>
+      <w:proofErr w:type="spellStart"/>
+      <w:r>
+        <w:rPr>
+          <w:rFonts w:ascii="Garamond" w:hAnsi="Garamond"/>
+          <w:sz w:val="18"/>
+          <w:szCs w:val="18"/>
+        </w:rPr>
+        <w:t>BeautifulSoup</w:t>
+      </w:r>
+      <w:proofErr w:type="spellEnd"/>
+      <w:r>
+        <w:rPr>
+          <w:rFonts w:ascii="Garamond" w:hAnsi="Garamond"/>
+          <w:sz w:val="18"/>
+          <w:szCs w:val="18"/>
+        </w:rPr>
+        <w:t>, libraries</w:t>
       </w:r>
     </w:p>
     <w:p>
@@ -3338,7 +3481,7 @@
       </w:r>
     </w:p>
     <w:sectPr>
-      <w:pgSz w:w="12240" w:h="15840"/>
+      <w:pgSz w:w="12240" w:h="15840" w:code="1"/>
       <w:pgMar w:top="576" w:right="720" w:bottom="576" w:left="720" w:header="720" w:footer="720" w:gutter="0"/>
       <w:cols w:space="720"/>
       <w:docGrid w:linePitch="360"/>

--- a/JOSHUA D - SOFTWARE ENGINEER w_AI.docx
+++ b/JOSHUA D - SOFTWARE ENGINEER w_AI.docx
@@ -787,7 +787,6 @@
         </w:rPr>
         <w:t xml:space="preserve">PHP </w:t>
       </w:r>
-      <w:proofErr w:type="spellStart"/>
       <w:r>
         <w:rPr>
           <w:rFonts w:ascii="Garamond" w:hAnsi="Garamond" w:cs="Calibri"/>
@@ -806,7 +805,42 @@
         </w:rPr>
         <w:t>ic</w:t>
       </w:r>
-      <w:proofErr w:type="spellEnd"/>
+      <w:r>
+        <w:rPr>
+          <w:rFonts w:ascii="Garamond" w:hAnsi="Garamond" w:cs="Calibri"/>
+          <w:color w:val="000000"/>
+          <w:sz w:val="18"/>
+          <w:szCs w:val="18"/>
+        </w:rPr>
+        <w:t xml:space="preserve"> Dvl</w:t>
+      </w:r>
+      <w:r>
+        <w:rPr>
+          <w:rFonts w:ascii="Garamond" w:hAnsi="Garamond" w:cs="Calibri"/>
+          <w:color w:val="000000"/>
+          <w:sz w:val="18"/>
+          <w:szCs w:val="18"/>
+        </w:rPr>
+        <w:t xml:space="preserve">, </w:t>
+      </w:r>
+      <w:r>
+        <w:rPr>
+          <w:rFonts w:ascii="Garamond" w:hAnsi="Garamond" w:cs="Calibri"/>
+          <w:color w:val="000000"/>
+          <w:sz w:val="18"/>
+          <w:szCs w:val="18"/>
+        </w:rPr>
+        <w:t>Java Programming I and II</w:t>
+      </w:r>
+      <w:r>
+        <w:rPr>
+          <w:rFonts w:ascii="Garamond" w:hAnsi="Garamond" w:cs="Calibri"/>
+          <w:color w:val="000000"/>
+          <w:sz w:val="18"/>
+          <w:szCs w:val="18"/>
+        </w:rPr>
+        <w:t>,</w:t>
+      </w:r>
       <w:r>
         <w:rPr>
           <w:rFonts w:ascii="Garamond" w:hAnsi="Garamond" w:cs="Calibri"/>
@@ -816,81 +850,14 @@
         </w:rPr>
         <w:t xml:space="preserve"> </w:t>
       </w:r>
-      <w:proofErr w:type="spellStart"/>
-      <w:r>
-        <w:rPr>
-          <w:rFonts w:ascii="Garamond" w:hAnsi="Garamond" w:cs="Calibri"/>
-          <w:color w:val="000000"/>
-          <w:sz w:val="18"/>
-          <w:szCs w:val="18"/>
-        </w:rPr>
-        <w:t>Dvl</w:t>
-      </w:r>
-      <w:proofErr w:type="spellEnd"/>
-      <w:r>
-        <w:rPr>
-          <w:rFonts w:ascii="Garamond" w:hAnsi="Garamond" w:cs="Calibri"/>
-          <w:color w:val="000000"/>
-          <w:sz w:val="18"/>
-          <w:szCs w:val="18"/>
-        </w:rPr>
-        <w:t xml:space="preserve">, </w:t>
-      </w:r>
-      <w:r>
-        <w:rPr>
-          <w:rFonts w:ascii="Garamond" w:hAnsi="Garamond" w:cs="Calibri"/>
-          <w:color w:val="000000"/>
-          <w:sz w:val="18"/>
-          <w:szCs w:val="18"/>
-        </w:rPr>
-        <w:t>Java Programming I and II</w:t>
-      </w:r>
-      <w:r>
-        <w:rPr>
-          <w:rFonts w:ascii="Garamond" w:hAnsi="Garamond" w:cs="Calibri"/>
-          <w:color w:val="000000"/>
-          <w:sz w:val="18"/>
-          <w:szCs w:val="18"/>
-        </w:rPr>
-        <w:t>,</w:t>
-      </w:r>
-      <w:r>
-        <w:rPr>
-          <w:rFonts w:ascii="Garamond" w:hAnsi="Garamond" w:cs="Calibri"/>
-          <w:color w:val="000000"/>
-          <w:sz w:val="18"/>
-          <w:szCs w:val="18"/>
-        </w:rPr>
-        <w:t xml:space="preserve"> </w:t>
-      </w:r>
-      <w:r>
-        <w:rPr>
-          <w:rFonts w:ascii="Garamond" w:hAnsi="Garamond" w:cs="Calibri"/>
-          <w:color w:val="000000"/>
-          <w:sz w:val="18"/>
-          <w:szCs w:val="18"/>
-        </w:rPr>
-        <w:t>Prin/</w:t>
-      </w:r>
-      <w:proofErr w:type="spellStart"/>
-      <w:r>
-        <w:rPr>
-          <w:rFonts w:ascii="Garamond" w:hAnsi="Garamond" w:cs="Calibri"/>
-          <w:color w:val="000000"/>
-          <w:sz w:val="18"/>
-          <w:szCs w:val="18"/>
-        </w:rPr>
-        <w:t>Prac</w:t>
-      </w:r>
-      <w:proofErr w:type="spellEnd"/>
-      <w:r>
-        <w:rPr>
-          <w:rFonts w:ascii="Garamond" w:hAnsi="Garamond" w:cs="Calibri"/>
-          <w:color w:val="000000"/>
-          <w:sz w:val="18"/>
-          <w:szCs w:val="18"/>
-        </w:rPr>
-        <w:t xml:space="preserve"> InfoSec</w:t>
+      <w:r>
+        <w:rPr>
+          <w:rFonts w:ascii="Garamond" w:hAnsi="Garamond" w:cs="Calibri"/>
+          <w:color w:val="000000"/>
+          <w:sz w:val="18"/>
+          <w:szCs w:val="18"/>
+        </w:rPr>
+        <w:t>Prin/Prac InfoSec</w:t>
       </w:r>
       <w:r>
         <w:rPr>
@@ -1044,48 +1011,8 @@
           <w:szCs w:val="20"/>
           <w:u w:val="single"/>
         </w:rPr>
-        <w:t xml:space="preserve">Web </w:t>
-      </w:r>
-      <w:proofErr w:type="spellStart"/>
-      <w:r>
-        <w:rPr>
-          <w:rFonts w:ascii="Garamond" w:hAnsi="Garamond" w:cs="Calibri"/>
-          <w:b/>
-          <w:bCs/>
-          <w:color w:val="000000"/>
-          <w:sz w:val="20"/>
-          <w:szCs w:val="20"/>
-          <w:u w:val="single"/>
-        </w:rPr>
-        <w:t>Applic</w:t>
-      </w:r>
-      <w:proofErr w:type="spellEnd"/>
-      <w:r>
-        <w:rPr>
-          <w:rFonts w:ascii="Garamond" w:hAnsi="Garamond" w:cs="Calibri"/>
-          <w:b/>
-          <w:bCs/>
-          <w:color w:val="000000"/>
-          <w:sz w:val="20"/>
-          <w:szCs w:val="20"/>
-          <w:u w:val="single"/>
-        </w:rPr>
-        <w:t xml:space="preserve"> </w:t>
-      </w:r>
-      <w:proofErr w:type="spellStart"/>
-      <w:r>
-        <w:rPr>
-          <w:rFonts w:ascii="Garamond" w:hAnsi="Garamond" w:cs="Calibri"/>
-          <w:b/>
-          <w:bCs/>
-          <w:color w:val="000000"/>
-          <w:sz w:val="20"/>
-          <w:szCs w:val="20"/>
-          <w:u w:val="single"/>
-        </w:rPr>
-        <w:t>Dvl</w:t>
-      </w:r>
-      <w:proofErr w:type="spellEnd"/>
+        <w:t>Web Applic Dvl</w:t>
+      </w:r>
       <w:r>
         <w:rPr>
           <w:rFonts w:ascii="Garamond" w:hAnsi="Garamond" w:cs="Calibri"/>
@@ -1602,29 +1529,7 @@
           <w:sz w:val="18"/>
           <w:szCs w:val="18"/>
         </w:rPr>
-        <w:t xml:space="preserve">South </w:t>
-      </w:r>
-      <w:proofErr w:type="spellStart"/>
-      <w:r>
-        <w:rPr>
-          <w:rFonts w:ascii="Garamond" w:hAnsi="Garamond"/>
-          <w:b/>
-          <w:bCs/>
-          <w:sz w:val="18"/>
-          <w:szCs w:val="18"/>
-        </w:rPr>
-        <w:t>Seaville</w:t>
-      </w:r>
-      <w:proofErr w:type="spellEnd"/>
-      <w:r>
-        <w:rPr>
-          <w:rFonts w:ascii="Garamond" w:hAnsi="Garamond"/>
-          <w:b/>
-          <w:bCs/>
-          <w:sz w:val="18"/>
-          <w:szCs w:val="18"/>
-        </w:rPr>
-        <w:t xml:space="preserve"> Camp Meeting Association</w:t>
+        <w:t>South Seaville Camp Meeting Association</w:t>
       </w:r>
       <w:r>
         <w:rPr>
@@ -1719,7 +1624,6 @@
         </w:rPr>
         <w:t xml:space="preserve"> </w:t>
       </w:r>
-      <w:proofErr w:type="spellStart"/>
       <w:r>
         <w:rPr>
           <w:rFonts w:ascii="Garamond" w:hAnsi="Garamond"/>
@@ -1728,18 +1632,7 @@
           <w:sz w:val="18"/>
           <w:szCs w:val="18"/>
         </w:rPr>
-        <w:t>w_A.I</w:t>
-      </w:r>
-      <w:proofErr w:type="spellEnd"/>
-      <w:r>
-        <w:rPr>
-          <w:rFonts w:ascii="Garamond" w:hAnsi="Garamond"/>
-          <w:i/>
-          <w:iCs/>
-          <w:sz w:val="18"/>
-          <w:szCs w:val="18"/>
-        </w:rPr>
-        <w:t>.</w:t>
+        <w:t>w_A.I.</w:t>
       </w:r>
       <w:r>
         <w:rPr>
@@ -3105,7 +2998,7 @@
           <w:b/>
           <w:bCs/>
         </w:rPr>
-        <w:t>SKILLS &amp; INTERESTS</w:t>
+        <w:t>COMMUNITY SERVICE</w:t>
       </w:r>
     </w:p>
     <w:p>
@@ -3115,63 +3008,95 @@
         </w:tabs>
         <w:rPr>
           <w:rFonts w:ascii="Garamond" w:hAnsi="Garamond"/>
-          <w:sz w:val="18"/>
-          <w:szCs w:val="18"/>
-        </w:rPr>
-      </w:pPr>
-      <w:r>
-        <w:rPr>
-          <w:rFonts w:ascii="Garamond" w:hAnsi="Garamond"/>
-          <w:b/>
-          <w:bCs/>
-          <w:sz w:val="18"/>
-          <w:szCs w:val="18"/>
-        </w:rPr>
-        <w:t xml:space="preserve">Languages: </w:t>
-      </w:r>
-      <w:r>
-        <w:rPr>
-          <w:rFonts w:ascii="Garamond" w:hAnsi="Garamond"/>
-          <w:sz w:val="18"/>
-          <w:szCs w:val="18"/>
-        </w:rPr>
-        <w:t xml:space="preserve">English (Fluent) </w:t>
-      </w:r>
-      <w:r>
-        <w:rPr>
-          <w:rFonts w:ascii="Garamond" w:hAnsi="Garamond"/>
-          <w:sz w:val="18"/>
-          <w:szCs w:val="18"/>
-        </w:rPr>
-        <w:t>Spanish (Elementary</w:t>
-      </w:r>
-      <w:r>
-        <w:rPr>
-          <w:rFonts w:ascii="Garamond" w:hAnsi="Garamond"/>
-          <w:sz w:val="18"/>
-          <w:szCs w:val="18"/>
-        </w:rPr>
-        <w:t>)</w:t>
-      </w:r>
-    </w:p>
-    <w:p>
-      <w:pPr>
+          <w:sz w:val="14"/>
+          <w:szCs w:val="14"/>
+        </w:rPr>
+      </w:pPr>
+      <w:r>
+        <w:rPr>
+          <w:rFonts w:ascii="Garamond" w:hAnsi="Garamond"/>
+          <w:b/>
+          <w:bCs/>
+          <w:sz w:val="20"/>
+          <w:szCs w:val="20"/>
+        </w:rPr>
+        <w:t>Technician – Gloucester County Library</w:t>
+      </w:r>
+      <w:r>
+        <w:rPr>
+          <w:rFonts w:ascii="Garamond" w:hAnsi="Garamond"/>
+          <w:b/>
+          <w:bCs/>
+          <w:sz w:val="20"/>
+          <w:szCs w:val="20"/>
+        </w:rPr>
+        <w:t>; June 12, 2026 - Current</w:t>
+      </w:r>
+      <w:r>
+        <w:rPr>
+          <w:rFonts w:ascii="Garamond" w:hAnsi="Garamond"/>
+          <w:b/>
+          <w:bCs/>
+          <w:sz w:val="20"/>
+          <w:szCs w:val="20"/>
+        </w:rPr>
+        <w:tab/>
+        <w:t>Mullica Hill, N.J.</w:t>
+      </w:r>
+    </w:p>
+    <w:p>
+      <w:pPr>
+        <w:pBdr>
+          <w:bottom w:val="single" w:sz="12" w:space="1" w:color="auto"/>
+        </w:pBdr>
         <w:tabs>
           <w:tab w:val="right" w:pos="10800"/>
         </w:tabs>
-        <w:rPr>
-          <w:rFonts w:ascii="Garamond" w:hAnsi="Garamond"/>
-          <w:b/>
-          <w:sz w:val="18"/>
-          <w:szCs w:val="18"/>
-        </w:rPr>
-      </w:pPr>
-    </w:p>
-    <w:p>
-      <w:pPr>
+        <w:spacing w:before="40"/>
+        <w:rPr>
+          <w:rFonts w:ascii="Garamond" w:hAnsi="Garamond"/>
+          <w:b/>
+          <w:bCs/>
+        </w:rPr>
+      </w:pPr>
+    </w:p>
+    <w:p>
+      <w:pPr>
+        <w:pBdr>
+          <w:bottom w:val="single" w:sz="12" w:space="1" w:color="auto"/>
+        </w:pBdr>
         <w:tabs>
           <w:tab w:val="right" w:pos="10800"/>
         </w:tabs>
+        <w:spacing w:before="40"/>
+        <w:rPr>
+          <w:rFonts w:ascii="Garamond" w:hAnsi="Garamond"/>
+          <w:b/>
+          <w:bCs/>
+        </w:rPr>
+      </w:pPr>
+      <w:r>
+        <w:rPr>
+          <w:rFonts w:ascii="Garamond" w:hAnsi="Garamond"/>
+          <w:b/>
+          <w:bCs/>
+        </w:rPr>
+        <w:t xml:space="preserve">TECHNICAL </w:t>
+      </w:r>
+      <w:r>
+        <w:rPr>
+          <w:rFonts w:ascii="Garamond" w:hAnsi="Garamond"/>
+          <w:b/>
+          <w:bCs/>
+        </w:rPr>
+        <w:t>SKILLS</w:t>
+      </w:r>
+    </w:p>
+    <w:p>
+      <w:pPr>
+        <w:tabs>
+          <w:tab w:val="right" w:pos="10800"/>
+        </w:tabs>
         <w:rPr>
           <w:rFonts w:ascii="Garamond" w:hAnsi="Garamond"/>
           <w:sz w:val="18"/>
@@ -3317,167 +3242,7 @@
           <w:sz w:val="18"/>
           <w:szCs w:val="18"/>
         </w:rPr>
-        <w:t xml:space="preserve">, Web and Web Applications Development, Classes, Objects, Interfaces, O.O.P., JSON, jQuery, Chart.js, NLTK, NumPy, </w:t>
-      </w:r>
-      <w:proofErr w:type="spellStart"/>
-      <w:r>
-        <w:rPr>
-          <w:rFonts w:ascii="Garamond" w:hAnsi="Garamond"/>
-          <w:sz w:val="18"/>
-          <w:szCs w:val="18"/>
-        </w:rPr>
-        <w:t>SeaBorn</w:t>
-      </w:r>
-      <w:proofErr w:type="spellEnd"/>
-      <w:r>
-        <w:rPr>
-          <w:rFonts w:ascii="Garamond" w:hAnsi="Garamond"/>
-          <w:sz w:val="18"/>
-          <w:szCs w:val="18"/>
-        </w:rPr>
-        <w:t xml:space="preserve">, </w:t>
-      </w:r>
-      <w:proofErr w:type="spellStart"/>
-      <w:r>
-        <w:rPr>
-          <w:rFonts w:ascii="Garamond" w:hAnsi="Garamond"/>
-          <w:sz w:val="18"/>
-          <w:szCs w:val="18"/>
-        </w:rPr>
-        <w:t>BeautifulSoup</w:t>
-      </w:r>
-      <w:proofErr w:type="spellEnd"/>
-      <w:r>
-        <w:rPr>
-          <w:rFonts w:ascii="Garamond" w:hAnsi="Garamond"/>
-          <w:sz w:val="18"/>
-          <w:szCs w:val="18"/>
-        </w:rPr>
-        <w:t>, libraries</w:t>
-      </w:r>
-    </w:p>
-    <w:p>
-      <w:pPr>
-        <w:tabs>
-          <w:tab w:val="right" w:pos="10800"/>
-        </w:tabs>
-        <w:rPr>
-          <w:rFonts w:ascii="Garamond" w:hAnsi="Garamond"/>
-          <w:b/>
-          <w:bCs/>
-          <w:sz w:val="18"/>
-          <w:szCs w:val="18"/>
-        </w:rPr>
-      </w:pPr>
-    </w:p>
-    <w:p>
-      <w:pPr>
-        <w:tabs>
-          <w:tab w:val="right" w:pos="10800"/>
-        </w:tabs>
-        <w:rPr>
-          <w:rFonts w:ascii="Garamond" w:hAnsi="Garamond"/>
-          <w:sz w:val="18"/>
-          <w:szCs w:val="18"/>
-        </w:rPr>
-      </w:pPr>
-      <w:r>
-        <w:rPr>
-          <w:rFonts w:ascii="Garamond" w:hAnsi="Garamond"/>
-          <w:b/>
-          <w:bCs/>
-          <w:sz w:val="18"/>
-          <w:szCs w:val="18"/>
-        </w:rPr>
-        <w:t xml:space="preserve">Interests: </w:t>
-      </w:r>
-      <w:r>
-        <w:rPr>
-          <w:rFonts w:ascii="Garamond" w:hAnsi="Garamond"/>
-          <w:sz w:val="18"/>
-          <w:szCs w:val="18"/>
-        </w:rPr>
-        <w:t>Acoustic Piano</w:t>
-      </w:r>
-      <w:r>
-        <w:rPr>
-          <w:rFonts w:ascii="Garamond" w:hAnsi="Garamond"/>
-          <w:sz w:val="18"/>
-          <w:szCs w:val="18"/>
-        </w:rPr>
-        <w:t xml:space="preserve">, Music </w:t>
-      </w:r>
-      <w:r>
-        <w:rPr>
-          <w:rFonts w:ascii="Garamond" w:hAnsi="Garamond"/>
-          <w:sz w:val="18"/>
-          <w:szCs w:val="18"/>
-        </w:rPr>
-        <w:t>Theory</w:t>
-      </w:r>
-      <w:r>
-        <w:rPr>
-          <w:rFonts w:ascii="Garamond" w:hAnsi="Garamond"/>
-          <w:sz w:val="18"/>
-          <w:szCs w:val="18"/>
-        </w:rPr>
-        <w:t xml:space="preserve">, </w:t>
-      </w:r>
-      <w:r>
-        <w:rPr>
-          <w:rFonts w:ascii="Garamond" w:hAnsi="Garamond"/>
-          <w:sz w:val="18"/>
-          <w:szCs w:val="18"/>
-        </w:rPr>
-        <w:t>Instrumental Performance</w:t>
-      </w:r>
-      <w:r>
-        <w:rPr>
-          <w:rFonts w:ascii="Garamond" w:hAnsi="Garamond"/>
-          <w:sz w:val="18"/>
-          <w:szCs w:val="18"/>
-        </w:rPr>
-        <w:t xml:space="preserve">, </w:t>
-      </w:r>
-      <w:r>
-        <w:rPr>
-          <w:rFonts w:ascii="Garamond" w:hAnsi="Garamond"/>
-          <w:sz w:val="18"/>
-          <w:szCs w:val="18"/>
-        </w:rPr>
-        <w:t>Software Development</w:t>
-      </w:r>
-      <w:r>
-        <w:rPr>
-          <w:rFonts w:ascii="Garamond" w:hAnsi="Garamond"/>
-          <w:sz w:val="18"/>
-          <w:szCs w:val="18"/>
-        </w:rPr>
-        <w:t xml:space="preserve">, </w:t>
-      </w:r>
-      <w:r>
-        <w:rPr>
-          <w:rFonts w:ascii="Garamond" w:hAnsi="Garamond"/>
-          <w:sz w:val="18"/>
-          <w:szCs w:val="18"/>
-        </w:rPr>
-        <w:t>Creative Expression and Wax Crayons, Food Preparation</w:t>
-      </w:r>
-      <w:r>
-        <w:rPr>
-          <w:rFonts w:ascii="Garamond" w:hAnsi="Garamond"/>
-          <w:sz w:val="18"/>
-          <w:szCs w:val="18"/>
-        </w:rPr>
-        <w:t>, Graphic Design, Web Design</w:t>
-      </w:r>
-      <w:r>
-        <w:rPr>
-          <w:rFonts w:ascii="Garamond" w:hAnsi="Garamond"/>
-          <w:sz w:val="18"/>
-          <w:szCs w:val="18"/>
-        </w:rPr>
-        <w:t>, Internet Gaming, Dining, Digital Music, Current Technology, Current Events</w:t>
+        <w:t>, Web and Web Applications Development, Classes, Objects, Interfaces, O.O.P., JSON, jQuery, Chart.js, NLTK, NumPy, SeaBorn, BeautifulSoup, libraries</w:t>
       </w:r>
     </w:p>
     <w:sectPr>
@@ -3531,6 +3296,119 @@
 <file path=word/numbering.xml><?xml version="1.0" encoding="utf-8"?>
 <w:numbering xmlns:wpc="http://schemas.microsoft.com/office/word/2010/wordprocessingCanvas" xmlns:cx="http://schemas.microsoft.com/office/drawing/2014/chartex" xmlns:cx1="http://schemas.microsoft.com/office/drawing/2015/9/8/chartex" xmlns:cx2="http://schemas.microsoft.com/office/drawing/2015/10/21/chartex" xmlns:cx3="http://schemas.microsoft.com/office/drawing/2016/5/9/chartex" xmlns:cx4="http://schemas.microsoft.com/office/drawing/2016/5/10/chartex" xmlns:cx5="http://schemas.microsoft.com/office/drawing/2016/5/11/chartex" xmlns:cx6="http://schemas.microsoft.com/office/drawing/2016/5/12/chartex" xmlns:cx7="http://schemas.microsoft.com/office/drawing/2016/5/13/chartex" xmlns:cx8="http://schemas.microsoft.com/office/drawing/2016/5/14/chartex" xmlns:mc="http://schemas.openxmlformats.org/markup-compatibility/2006" xmlns:aink="http://schemas.microsoft.com/office/drawing/2016/ink" xmlns:am3d="http://schemas.microsoft.com/office/drawing/2017/model3d" xmlns:o="urn:schemas-microsoft-com:office:office" xmlns:oel="http://schemas.microsoft.com/office/2019/extlst" xmlns:r="http://schemas.openxmlformats.org/officeDocument/2006/relationships" xmlns:m="http://schemas.openxmlformats.org/officeDocument/2006/math" xmlns:v="urn:schemas-microsoft-com:vml" xmlns:wp14="http://schemas.microsoft.com/office/word/2010/wordprocessingDrawing" xmlns:wp="http://schemas.openxmlformats.org/drawingml/2006/wordprocessingDrawing" xmlns:w10="urn:schemas-microsoft-com:office:word" xmlns:w="http://schemas.openxmlformats.org/wordprocessingml/2006/main" xmlns:w14="http://schemas.microsoft.com/office/word/2010/wordml" xmlns:w15="http://schemas.microsoft.com/office/word/2012/wordml" xmlns:w16cex="http://schemas.microsoft.com/office/word/2018/wordml/cex" xmlns:w16cid="http://schemas.microsoft.com/office/word/2016/wordml/cid" xmlns:w16="http://schemas.microsoft.com/office/word/2018/wordml" xmlns:w16du="http://schemas.microsoft.com/office/word/2023/wordml/word16du" xmlns:w16sdtdh="http://schemas.microsoft.com/office/word/2020/wordml/sdtdatahash" xmlns:w16sdtfl="http://schemas.microsoft.com/office/word/2024/wordml/sdtformatlock" xmlns:w16se="http://schemas.microsoft.com/office/word/2015/wordml/symex" xmlns:wpg="http://schemas.microsoft.com/office/word/2010/wordprocessingGroup" xmlns:wpi="http://schemas.microsoft.com/office/word/2010/wordprocessingInk" xmlns:wne="http://schemas.microsoft.com/office/word/2006/wordml" xmlns:wps="http://schemas.microsoft.com/office/word/2010/wordprocessingShape" mc:Ignorable="w14 w15 w16se w16cid w16 w16cex w16sdtdh w16sdtfl w16du wp14">
   <w:abstractNum w:abstractNumId="0" w15:restartNumberingAfterBreak="0">
+    <w:nsid w:val="3B1840A9"/>
+    <w:multiLevelType w:val="hybridMultilevel"/>
+    <w:tmpl w:val="8B12C820"/>
+    <w:lvl w:ilvl="0" w:tplc="04090001">
+      <w:start w:val="1"/>
+      <w:numFmt w:val="bullet"/>
+      <w:lvlText w:val=""/>
+      <w:lvlJc w:val="left"/>
+      <w:pPr>
+        <w:ind w:left="720" w:hanging="360"/>
+      </w:pPr>
+      <w:rPr>
+        <w:rFonts w:ascii="Symbol" w:hAnsi="Symbol" w:hint="default"/>
+      </w:rPr>
+    </w:lvl>
+    <w:lvl w:ilvl="1" w:tplc="04090003" w:tentative="1">
+      <w:start w:val="1"/>
+      <w:numFmt w:val="bullet"/>
+      <w:lvlText w:val="o"/>
+      <w:lvlJc w:val="left"/>
+      <w:pPr>
+        <w:ind w:left="1440" w:hanging="360"/>
+      </w:pPr>
+      <w:rPr>
+        <w:rFonts w:ascii="Courier New" w:hAnsi="Courier New" w:cs="Courier New" w:hint="default"/>
+      </w:rPr>
+    </w:lvl>
+    <w:lvl w:ilvl="2" w:tplc="04090005" w:tentative="1">
+      <w:start w:val="1"/>
+      <w:numFmt w:val="bullet"/>
+      <w:lvlText w:val=""/>
+      <w:lvlJc w:val="left"/>
+      <w:pPr>
+        <w:ind w:left="2160" w:hanging="360"/>
+      </w:pPr>
+      <w:rPr>
+        <w:rFonts w:ascii="Wingdings" w:hAnsi="Wingdings" w:hint="default"/>
+      </w:rPr>
+    </w:lvl>
+    <w:lvl w:ilvl="3" w:tplc="04090001" w:tentative="1">
+      <w:start w:val="1"/>
+      <w:numFmt w:val="bullet"/>
+      <w:lvlText w:val=""/>
+      <w:lvlJc w:val="left"/>
+      <w:pPr>
+        <w:ind w:left="2880" w:hanging="360"/>
+      </w:pPr>
+      <w:rPr>
+        <w:rFonts w:ascii="Symbol" w:hAnsi="Symbol" w:hint="default"/>
+      </w:rPr>
+    </w:lvl>
+    <w:lvl w:ilvl="4" w:tplc="04090003" w:tentative="1">
+      <w:start w:val="1"/>
+      <w:numFmt w:val="bullet"/>
+      <w:lvlText w:val="o"/>
+      <w:lvlJc w:val="left"/>
+      <w:pPr>
+        <w:ind w:left="3600" w:hanging="360"/>
+      </w:pPr>
+      <w:rPr>
+        <w:rFonts w:ascii="Courier New" w:hAnsi="Courier New" w:cs="Courier New" w:hint="default"/>
+      </w:rPr>
+    </w:lvl>
+    <w:lvl w:ilvl="5" w:tplc="04090005" w:tentative="1">
+      <w:start w:val="1"/>
+      <w:numFmt w:val="bullet"/>
+      <w:lvlText w:val=""/>
+      <w:lvlJc w:val="left"/>
+      <w:pPr>
+        <w:ind w:left="4320" w:hanging="360"/>
+      </w:pPr>
+      <w:rPr>
+        <w:rFonts w:ascii="Wingdings" w:hAnsi="Wingdings" w:hint="default"/>
+      </w:rPr>
+    </w:lvl>
+    <w:lvl w:ilvl="6" w:tplc="04090001" w:tentative="1">
+      <w:start w:val="1"/>
+      <w:numFmt w:val="bullet"/>
+      <w:lvlText w:val=""/>
+      <w:lvlJc w:val="left"/>
+      <w:pPr>
+        <w:ind w:left="5040" w:hanging="360"/>
+      </w:pPr>
+      <w:rPr>
+        <w:rFonts w:ascii="Symbol" w:hAnsi="Symbol" w:hint="default"/>
+      </w:rPr>
+    </w:lvl>
+    <w:lvl w:ilvl="7" w:tplc="04090003" w:tentative="1">
+      <w:start w:val="1"/>
+      <w:numFmt w:val="bullet"/>
+      <w:lvlText w:val="o"/>
+      <w:lvlJc w:val="left"/>
+      <w:pPr>
+        <w:ind w:left="5760" w:hanging="360"/>
+      </w:pPr>
+      <w:rPr>
+        <w:rFonts w:ascii="Courier New" w:hAnsi="Courier New" w:cs="Courier New" w:hint="default"/>
+      </w:rPr>
+    </w:lvl>
+    <w:lvl w:ilvl="8" w:tplc="04090005" w:tentative="1">
+      <w:start w:val="1"/>
+      <w:numFmt w:val="bullet"/>
+      <w:lvlText w:val=""/>
+      <w:lvlJc w:val="left"/>
+      <w:pPr>
+        <w:ind w:left="6480" w:hanging="360"/>
+      </w:pPr>
+      <w:rPr>
+        <w:rFonts w:ascii="Wingdings" w:hAnsi="Wingdings" w:hint="default"/>
+      </w:rPr>
+    </w:lvl>
+  </w:abstractNum>
+  <w:abstractNum w:abstractNumId="1" w15:restartNumberingAfterBreak="0">
     <w:nsid w:val="6D17480B"/>
     <w:multiLevelType w:val="multilevel"/>
     <w:tmpl w:val="2312CF3E"/>
@@ -3679,7 +3557,7 @@
       </w:rPr>
     </w:lvl>
   </w:abstractNum>
-  <w:abstractNum w:abstractNumId="1" w15:restartNumberingAfterBreak="0">
+  <w:abstractNum w:abstractNumId="2" w15:restartNumberingAfterBreak="0">
     <w:nsid w:val="73BD6401"/>
     <w:multiLevelType w:val="hybridMultilevel"/>
     <w:tmpl w:val="95B8503A"/>
@@ -3792,7 +3670,7 @@
       </w:rPr>
     </w:lvl>
   </w:abstractNum>
-  <w:abstractNum w:abstractNumId="2" w15:restartNumberingAfterBreak="0">
+  <w:abstractNum w:abstractNumId="3" w15:restartNumberingAfterBreak="0">
     <w:nsid w:val="7F3869C7"/>
     <w:multiLevelType w:val="multilevel"/>
     <w:tmpl w:val="706E843E"/>
@@ -3942,13 +3820,16 @@
     </w:lvl>
   </w:abstractNum>
   <w:num w:numId="1" w16cid:durableId="1604537628">
-    <w:abstractNumId w:val="0"/>
+    <w:abstractNumId w:val="1"/>
   </w:num>
   <w:num w:numId="2" w16cid:durableId="1699308812">
+    <w:abstractNumId w:val="3"/>
+  </w:num>
+  <w:num w:numId="3" w16cid:durableId="860973162">
     <w:abstractNumId w:val="2"/>
   </w:num>
-  <w:num w:numId="3" w16cid:durableId="860973162">
-    <w:abstractNumId w:val="1"/>
+  <w:num w:numId="4" w16cid:durableId="1109355728">
+    <w:abstractNumId w:val="0"/>
   </w:num>
 </w:numbering>
 </file>

--- a/JOSHUA D - SOFTWARE ENGINEER w_AI.docx
+++ b/JOSHUA D - SOFTWARE ENGINEER w_AI.docx
@@ -105,22 +105,32 @@
         </w:rPr>
         <w:t xml:space="preserve"> </w:t>
       </w:r>
+      <w:hyperlink r:id="rId7" w:history="1">
+        <w:r>
+          <w:rPr>
+            <w:rStyle w:val="Hyperlink"/>
+            <w:rFonts w:ascii="Garamond" w:hAnsi="Garamond"/>
+            <w:sz w:val="22"/>
+            <w:szCs w:val="22"/>
+          </w:rPr>
+          <w:t>www.github.com/jdthomas084</w:t>
+        </w:r>
+      </w:hyperlink>
       <w:r>
         <w:rPr>
           <w:rFonts w:ascii="Garamond" w:hAnsi="Garamond"/>
           <w:sz w:val="22"/>
           <w:szCs w:val="22"/>
         </w:rPr>
-        <w:t>www.github.com/jdthomas084</w:t>
-      </w:r>
-      <w:r>
-        <w:rPr>
-          <w:rFonts w:ascii="Garamond" w:hAnsi="Garamond"/>
-          <w:color w:val="4472C4" w:themeColor="accent1"/>
+        <w:t xml:space="preserve"> </w:t>
+      </w:r>
+      <w:r>
+        <w:rPr>
+          <w:rFonts w:ascii="Garamond" w:hAnsi="Garamond"/>
           <w:sz w:val="22"/>
           <w:szCs w:val="22"/>
         </w:rPr>
-        <w:t xml:space="preserve"> </w:t>
+        <w:t>|</w:t>
       </w:r>
       <w:r>
         <w:rPr>
@@ -128,8 +138,19 @@
           <w:sz w:val="22"/>
           <w:szCs w:val="22"/>
         </w:rPr>
-        <w:t>|</w:t>
-      </w:r>
+        <w:t xml:space="preserve"> </w:t>
+      </w:r>
+      <w:hyperlink r:id="rId8" w:history="1">
+        <w:r>
+          <w:rPr>
+            <w:rStyle w:val="Hyperlink"/>
+            <w:rFonts w:ascii="Garamond" w:hAnsi="Garamond"/>
+            <w:sz w:val="22"/>
+            <w:szCs w:val="22"/>
+          </w:rPr>
+          <w:t>www.linkedin.com/in/joshua-thomas-07bb6a368</w:t>
+        </w:r>
+      </w:hyperlink>
       <w:r>
         <w:rPr>
           <w:rFonts w:ascii="Garamond" w:hAnsi="Garamond"/>
@@ -137,14 +158,6 @@
           <w:szCs w:val="22"/>
         </w:rPr>
         <w:t xml:space="preserve"> </w:t>
-      </w:r>
-      <w:r>
-        <w:rPr>
-          <w:rFonts w:ascii="Garamond" w:hAnsi="Garamond"/>
-          <w:sz w:val="22"/>
-          <w:szCs w:val="22"/>
-        </w:rPr>
-        <w:t>http://www.linkedin.com/in/joshua-thomas-07bb6a368</w:t>
       </w:r>
       <w:r>
         <w:rPr>
@@ -3020,17 +3033,7 @@
           <w:sz w:val="20"/>
           <w:szCs w:val="20"/>
         </w:rPr>
-        <w:t>Technician – Gloucester County Library</w:t>
-      </w:r>
-      <w:r>
-        <w:rPr>
-          <w:rFonts w:ascii="Garamond" w:hAnsi="Garamond"/>
-          <w:b/>
-          <w:bCs/>
-          <w:sz w:val="20"/>
-          <w:szCs w:val="20"/>
-        </w:rPr>
-        <w:t>; June 12, 2026 - Current</w:t>
+        <w:t>Technician – Gloucester County Library; June 12, 2026 - Current</w:t>
       </w:r>
       <w:r>
         <w:rPr>
@@ -3106,15 +3109,6 @@
       <w:r>
         <w:rPr>
           <w:rFonts w:ascii="Garamond" w:hAnsi="Garamond"/>
-          <w:b/>
-          <w:sz w:val="18"/>
-          <w:szCs w:val="18"/>
-        </w:rPr>
-        <w:t xml:space="preserve">Skills: </w:t>
-      </w:r>
-      <w:r>
-        <w:rPr>
-          <w:rFonts w:ascii="Garamond" w:hAnsi="Garamond"/>
           <w:sz w:val="18"/>
           <w:szCs w:val="18"/>
         </w:rPr>
@@ -3166,15 +3160,23 @@
           <w:sz w:val="18"/>
           <w:szCs w:val="18"/>
         </w:rPr>
-        <w:t xml:space="preserve"> 3</w:t>
-      </w:r>
-      <w:r>
-        <w:rPr>
-          <w:rFonts w:ascii="Garamond" w:hAnsi="Garamond"/>
-          <w:sz w:val="18"/>
-          <w:szCs w:val="18"/>
-        </w:rPr>
-        <w:t>, SQL</w:t>
+        <w:t xml:space="preserve"> </w:t>
+      </w:r>
+      <w:r>
+        <w:rPr>
+          <w:rFonts w:ascii="Garamond" w:hAnsi="Garamond"/>
+          <w:sz w:val="18"/>
+          <w:szCs w:val="18"/>
+        </w:rPr>
+        <w:t>3,</w:t>
+      </w:r>
+      <w:r>
+        <w:rPr>
+          <w:rFonts w:ascii="Garamond" w:hAnsi="Garamond"/>
+          <w:sz w:val="18"/>
+          <w:szCs w:val="18"/>
+        </w:rPr>
+        <w:t xml:space="preserve"> SQL</w:t>
       </w:r>
       <w:r>
         <w:rPr>
@@ -3192,25 +3194,21 @@
         </w:rPr>
         <w:t xml:space="preserve"> T-SQL, MySQL, Generative A.I., </w:t>
       </w:r>
-    </w:p>
-    <w:p>
-      <w:pPr>
-        <w:tabs>
-          <w:tab w:val="right" w:pos="10800"/>
-        </w:tabs>
-        <w:rPr>
-          <w:rFonts w:ascii="Garamond" w:hAnsi="Garamond"/>
-          <w:sz w:val="18"/>
-          <w:szCs w:val="18"/>
-        </w:rPr>
-      </w:pPr>
-      <w:r>
-        <w:rPr>
-          <w:rFonts w:ascii="Garamond" w:hAnsi="Garamond"/>
-          <w:sz w:val="18"/>
-          <w:szCs w:val="18"/>
-        </w:rPr>
-        <w:t>Integrated Development Environments, Refactoring, Debugging, x86 Assembly Language</w:t>
+      <w:r>
+        <w:rPr>
+          <w:rFonts w:ascii="Garamond" w:hAnsi="Garamond"/>
+          <w:sz w:val="18"/>
+          <w:szCs w:val="18"/>
+        </w:rPr>
+        <w:t>HTML5, CSS 3, JavaScript, I.D.E.’s</w:t>
+      </w:r>
+      <w:r>
+        <w:rPr>
+          <w:rFonts w:ascii="Garamond" w:hAnsi="Garamond"/>
+          <w:sz w:val="18"/>
+          <w:szCs w:val="18"/>
+        </w:rPr>
+        <w:t>, Refactoring, Debugging, x86 Assembly Language</w:t>
       </w:r>
       <w:r>
         <w:rPr>
@@ -3234,15 +3232,71 @@
           <w:sz w:val="18"/>
           <w:szCs w:val="18"/>
         </w:rPr>
-        <w:t>, HTML/CSS/JavaScript/PHP/MySQL/React.js</w:t>
-      </w:r>
-      <w:r>
-        <w:rPr>
-          <w:rFonts w:ascii="Garamond" w:hAnsi="Garamond"/>
-          <w:sz w:val="18"/>
-          <w:szCs w:val="18"/>
-        </w:rPr>
-        <w:t>, Web and Web Applications Development, Classes, Objects, Interfaces, O.O.P., JSON, jQuery, Chart.js, NLTK, NumPy, SeaBorn, BeautifulSoup, libraries</w:t>
+        <w:t>, PHP/MySQL</w:t>
+      </w:r>
+      <w:r>
+        <w:rPr>
+          <w:rFonts w:ascii="Garamond" w:hAnsi="Garamond"/>
+          <w:sz w:val="18"/>
+          <w:szCs w:val="18"/>
+        </w:rPr>
+        <w:t xml:space="preserve">, </w:t>
+      </w:r>
+      <w:r>
+        <w:rPr>
+          <w:rFonts w:ascii="Garamond" w:hAnsi="Garamond"/>
+          <w:sz w:val="18"/>
+          <w:szCs w:val="18"/>
+        </w:rPr>
+        <w:t>React.js</w:t>
+      </w:r>
+      <w:r>
+        <w:rPr>
+          <w:rFonts w:ascii="Garamond" w:hAnsi="Garamond"/>
+          <w:sz w:val="18"/>
+          <w:szCs w:val="18"/>
+        </w:rPr>
+        <w:t>, Web and Web Applications D</w:t>
+      </w:r>
+      <w:r>
+        <w:rPr>
+          <w:rFonts w:ascii="Garamond" w:hAnsi="Garamond"/>
+          <w:sz w:val="18"/>
+          <w:szCs w:val="18"/>
+        </w:rPr>
+        <w:t>vl</w:t>
+      </w:r>
+      <w:r>
+        <w:rPr>
+          <w:rFonts w:ascii="Garamond" w:hAnsi="Garamond"/>
+          <w:sz w:val="18"/>
+          <w:szCs w:val="18"/>
+        </w:rPr>
+        <w:t xml:space="preserve">, Classes, Objects, Interfaces, O.O.P., JSON, jQuery, Chart.js, NLTK, NumPy, SeaBorn, BeautifulSoup, </w:t>
+      </w:r>
+      <w:r>
+        <w:rPr>
+          <w:rFonts w:ascii="Garamond" w:hAnsi="Garamond"/>
+          <w:sz w:val="18"/>
+          <w:szCs w:val="18"/>
+        </w:rPr>
+        <w:t xml:space="preserve">Python 3 </w:t>
+      </w:r>
+      <w:r>
+        <w:rPr>
+          <w:rFonts w:ascii="Garamond" w:hAnsi="Garamond"/>
+          <w:sz w:val="18"/>
+          <w:szCs w:val="18"/>
+        </w:rPr>
+        <w:t>libraries</w:t>
+      </w:r>
+      <w:r>
+        <w:rPr>
+          <w:rFonts w:ascii="Garamond" w:hAnsi="Garamond"/>
+          <w:sz w:val="18"/>
+          <w:szCs w:val="18"/>
+        </w:rPr>
+        <w:t>, C#.NET, MVC, Visual Studio</w:t>
       </w:r>
     </w:p>
     <w:sectPr>

--- a/JOSHUA D - SOFTWARE ENGINEER w_AI.docx
+++ b/JOSHUA D - SOFTWARE ENGINEER w_AI.docx
@@ -1767,15 +1767,31 @@
           <w:sz w:val="18"/>
           <w:szCs w:val="18"/>
         </w:rPr>
-        <w:t xml:space="preserve">Spun-up project using VS Code, and </w:t>
-      </w:r>
-      <w:r>
-        <w:rPr>
-          <w:rFonts w:ascii="Garamond" w:hAnsi="Garamond"/>
-          <w:sz w:val="18"/>
-          <w:szCs w:val="18"/>
-        </w:rPr>
-        <w:t xml:space="preserve">used the </w:t>
+        <w:t xml:space="preserve">Spun-up project, </w:t>
+      </w:r>
+      <w:r>
+        <w:rPr>
+          <w:rFonts w:ascii="Garamond" w:hAnsi="Garamond"/>
+          <w:sz w:val="18"/>
+          <w:szCs w:val="18"/>
+        </w:rPr>
+        <w:t>u</w:t>
+      </w:r>
+      <w:r>
+        <w:rPr>
+          <w:rFonts w:ascii="Garamond" w:hAnsi="Garamond"/>
+          <w:sz w:val="18"/>
+          <w:szCs w:val="18"/>
+        </w:rPr>
+        <w:t>tilized</w:t>
+      </w:r>
+      <w:r>
+        <w:rPr>
+          <w:rFonts w:ascii="Garamond" w:hAnsi="Garamond"/>
+          <w:sz w:val="18"/>
+          <w:szCs w:val="18"/>
+        </w:rPr>
+        <w:t xml:space="preserve"> </w:t>
       </w:r>
       <w:r>
         <w:rPr>
@@ -1791,7 +1807,23 @@
           <w:sz w:val="18"/>
           <w:szCs w:val="18"/>
         </w:rPr>
+        <w:t>, and supported the Product Owner</w:t>
+      </w:r>
+      <w:r>
+        <w:rPr>
+          <w:rFonts w:ascii="Garamond" w:hAnsi="Garamond"/>
+          <w:sz w:val="18"/>
+          <w:szCs w:val="18"/>
+        </w:rPr>
         <w:t xml:space="preserve"> </w:t>
+      </w:r>
+      <w:r>
+        <w:rPr>
+          <w:rFonts w:ascii="Garamond" w:hAnsi="Garamond"/>
+          <w:sz w:val="18"/>
+          <w:szCs w:val="18"/>
+        </w:rPr>
+        <w:t>in Developer Ops</w:t>
       </w:r>
     </w:p>
     <w:p>
@@ -1853,7 +1885,23 @@
           <w:sz w:val="18"/>
           <w:szCs w:val="18"/>
         </w:rPr>
-        <w:t xml:space="preserve">Streamlined overall operational workflow in creating custom software and related </w:t>
+        <w:t>Streamlined overall operational workflow</w:t>
+      </w:r>
+      <w:r>
+        <w:rPr>
+          <w:rFonts w:ascii="Garamond" w:hAnsi="Garamond"/>
+          <w:sz w:val="18"/>
+          <w:szCs w:val="18"/>
+        </w:rPr>
+        <w:t>s</w:t>
+      </w:r>
+      <w:r>
+        <w:rPr>
+          <w:rFonts w:ascii="Garamond" w:hAnsi="Garamond"/>
+          <w:sz w:val="18"/>
+          <w:szCs w:val="18"/>
+        </w:rPr>
+        <w:t xml:space="preserve"> in creating custom software and related </w:t>
       </w:r>
       <w:r>
         <w:rPr>
@@ -1877,7 +1925,39 @@
           <w:sz w:val="18"/>
           <w:szCs w:val="18"/>
         </w:rPr>
-        <w:t xml:space="preserve"> with digital microservices</w:t>
+        <w:t xml:space="preserve"> with </w:t>
+      </w:r>
+      <w:r>
+        <w:rPr>
+          <w:rFonts w:ascii="Garamond" w:hAnsi="Garamond"/>
+          <w:sz w:val="18"/>
+          <w:szCs w:val="18"/>
+        </w:rPr>
+        <w:t>built-in</w:t>
+      </w:r>
+      <w:r>
+        <w:rPr>
+          <w:rFonts w:ascii="Garamond" w:hAnsi="Garamond"/>
+          <w:sz w:val="18"/>
+          <w:szCs w:val="18"/>
+        </w:rPr>
+        <w:t>,</w:t>
+      </w:r>
+      <w:r>
+        <w:rPr>
+          <w:rFonts w:ascii="Garamond" w:hAnsi="Garamond"/>
+          <w:sz w:val="18"/>
+          <w:szCs w:val="18"/>
+        </w:rPr>
+        <w:t xml:space="preserve"> </w:t>
+      </w:r>
+      <w:r>
+        <w:rPr>
+          <w:rFonts w:ascii="Garamond" w:hAnsi="Garamond"/>
+          <w:sz w:val="18"/>
+          <w:szCs w:val="18"/>
+        </w:rPr>
+        <w:t>digital microservices</w:t>
       </w:r>
     </w:p>
     <w:p>
@@ -2864,7 +2944,23 @@
           <w:sz w:val="18"/>
           <w:szCs w:val="18"/>
         </w:rPr>
-        <w:t>Drilled-through S.A.P. Database and assigned System Security Access</w:t>
+        <w:t>Drilled-through</w:t>
+      </w:r>
+      <w:r>
+        <w:rPr>
+          <w:rFonts w:ascii="Garamond" w:hAnsi="Garamond"/>
+          <w:sz w:val="18"/>
+          <w:szCs w:val="18"/>
+        </w:rPr>
+        <w:t>, and queried, an</w:t>
+      </w:r>
+      <w:r>
+        <w:rPr>
+          <w:rFonts w:ascii="Garamond" w:hAnsi="Garamond"/>
+          <w:sz w:val="18"/>
+          <w:szCs w:val="18"/>
+        </w:rPr>
+        <w:t xml:space="preserve"> S.A.P. Database and assigned System Security Access</w:t>
       </w:r>
     </w:p>
     <w:p>

--- a/JOSHUA D - SOFTWARE ENGINEER w_AI.docx
+++ b/JOSHUA D - SOFTWARE ENGINEER w_AI.docx
@@ -47,7 +47,15 @@
           <w:sz w:val="22"/>
           <w:szCs w:val="22"/>
         </w:rPr>
-        <w:t xml:space="preserve"> | </w:t>
+        <w:t xml:space="preserve"> </w:t>
+      </w:r>
+      <w:r>
+        <w:rPr>
+          <w:rFonts w:ascii="Garamond" w:hAnsi="Garamond"/>
+          <w:sz w:val="22"/>
+          <w:szCs w:val="22"/>
+        </w:rPr>
+        <w:t xml:space="preserve">| </w:t>
       </w:r>
       <w:r>
         <w:rPr>
@@ -124,22 +132,6 @@
         </w:rPr>
         <w:t xml:space="preserve"> </w:t>
       </w:r>
-      <w:r>
-        <w:rPr>
-          <w:rFonts w:ascii="Garamond" w:hAnsi="Garamond"/>
-          <w:sz w:val="22"/>
-          <w:szCs w:val="22"/>
-        </w:rPr>
-        <w:t>|</w:t>
-      </w:r>
-      <w:r>
-        <w:rPr>
-          <w:rFonts w:ascii="Garamond" w:hAnsi="Garamond"/>
-          <w:sz w:val="22"/>
-          <w:szCs w:val="22"/>
-        </w:rPr>
-        <w:t xml:space="preserve"> </w:t>
-      </w:r>
       <w:hyperlink r:id="rId8" w:history="1">
         <w:r>
           <w:rPr>
@@ -594,8 +586,8 @@
           <w:rFonts w:ascii="Garamond" w:hAnsi="Garamond"/>
           <w:b/>
           <w:bCs/>
-          <w:sz w:val="18"/>
-          <w:szCs w:val="18"/>
+          <w:sz w:val="16"/>
+          <w:szCs w:val="16"/>
         </w:rPr>
       </w:pPr>
     </w:p>
@@ -1060,8 +1052,8 @@
           <w:rFonts w:ascii="Garamond" w:hAnsi="Garamond"/>
           <w:b/>
           <w:bCs/>
-          <w:sz w:val="18"/>
-          <w:szCs w:val="18"/>
+          <w:sz w:val="16"/>
+          <w:szCs w:val="16"/>
         </w:rPr>
       </w:pPr>
     </w:p>
@@ -1298,6 +1290,15 @@
           <w:sz w:val="18"/>
           <w:szCs w:val="18"/>
         </w:rPr>
+        <w:t xml:space="preserve">Design of </w:t>
+      </w:r>
+      <w:r>
+        <w:rPr>
+          <w:rFonts w:ascii="Garamond" w:hAnsi="Garamond" w:cs="Calibri"/>
+          <w:color w:val="000000"/>
+          <w:sz w:val="18"/>
+          <w:szCs w:val="18"/>
+        </w:rPr>
         <w:t>Database Systems</w:t>
       </w:r>
       <w:r>
@@ -1307,6 +1308,15 @@
           <w:sz w:val="18"/>
           <w:szCs w:val="18"/>
         </w:rPr>
+        <w:t xml:space="preserve"> I and II</w:t>
+      </w:r>
+      <w:r>
+        <w:rPr>
+          <w:rFonts w:ascii="Garamond" w:hAnsi="Garamond" w:cs="Calibri"/>
+          <w:color w:val="000000"/>
+          <w:sz w:val="18"/>
+          <w:szCs w:val="18"/>
+        </w:rPr>
         <w:t xml:space="preserve">, </w:t>
       </w:r>
       <w:r>
@@ -1338,8 +1348,8 @@
           <w:rFonts w:ascii="Garamond" w:hAnsi="Garamond"/>
           <w:b/>
           <w:bCs/>
-          <w:sz w:val="18"/>
-          <w:szCs w:val="18"/>
+          <w:sz w:val="16"/>
+          <w:szCs w:val="16"/>
         </w:rPr>
       </w:pPr>
     </w:p>
@@ -1365,7 +1375,99 @@
           <w:sz w:val="18"/>
           <w:szCs w:val="18"/>
         </w:rPr>
-        <w:t>Rowan College of South Jersey - Gloucester</w:t>
+        <w:t xml:space="preserve">Rowan College of South Jersey </w:t>
+      </w:r>
+      <w:r>
+        <w:rPr>
+          <w:rFonts w:ascii="Garamond" w:hAnsi="Garamond"/>
+          <w:b/>
+          <w:bCs/>
+          <w:sz w:val="18"/>
+          <w:szCs w:val="18"/>
+        </w:rPr>
+        <w:t>–</w:t>
+      </w:r>
+      <w:r>
+        <w:rPr>
+          <w:rFonts w:ascii="Garamond" w:hAnsi="Garamond"/>
+          <w:b/>
+          <w:bCs/>
+          <w:sz w:val="18"/>
+          <w:szCs w:val="18"/>
+        </w:rPr>
+        <w:t xml:space="preserve"> Gloucester</w:t>
+      </w:r>
+      <w:r>
+        <w:rPr>
+          <w:rFonts w:ascii="Garamond" w:hAnsi="Garamond"/>
+          <w:sz w:val="18"/>
+          <w:szCs w:val="18"/>
+        </w:rPr>
+        <w:t xml:space="preserve"> : </w:t>
+      </w:r>
+      <w:r>
+        <w:rPr>
+          <w:rFonts w:ascii="Garamond" w:hAnsi="Garamond"/>
+          <w:i/>
+          <w:iCs/>
+          <w:sz w:val="18"/>
+          <w:szCs w:val="18"/>
+        </w:rPr>
+        <w:t>A.S, A.S.</w:t>
+      </w:r>
+      <w:r>
+        <w:rPr>
+          <w:rFonts w:ascii="Garamond" w:hAnsi="Garamond"/>
+          <w:i/>
+          <w:iCs/>
+          <w:sz w:val="18"/>
+          <w:szCs w:val="18"/>
+        </w:rPr>
+        <w:t xml:space="preserve">, </w:t>
+      </w:r>
+      <w:r>
+        <w:rPr>
+          <w:rFonts w:ascii="Garamond" w:hAnsi="Garamond"/>
+          <w:i/>
+          <w:iCs/>
+          <w:sz w:val="18"/>
+          <w:szCs w:val="18"/>
+        </w:rPr>
+        <w:t>Computer Science, Mathematics – Dual Degrees</w:t>
+      </w:r>
+      <w:r>
+        <w:rPr>
+          <w:rFonts w:ascii="Garamond" w:hAnsi="Garamond"/>
+          <w:i/>
+          <w:iCs/>
+          <w:sz w:val="18"/>
+          <w:szCs w:val="18"/>
+        </w:rPr>
+        <w:t xml:space="preserve">, </w:t>
+      </w:r>
+      <w:r>
+        <w:rPr>
+          <w:rFonts w:ascii="Garamond" w:hAnsi="Garamond"/>
+          <w:sz w:val="18"/>
+          <w:szCs w:val="18"/>
+        </w:rPr>
+        <w:t>May</w:t>
+      </w:r>
+      <w:r>
+        <w:rPr>
+          <w:rFonts w:ascii="Garamond" w:hAnsi="Garamond"/>
+          <w:sz w:val="18"/>
+          <w:szCs w:val="18"/>
+        </w:rPr>
+        <w:t xml:space="preserve"> 20</w:t>
+      </w:r>
+      <w:r>
+        <w:rPr>
+          <w:rFonts w:ascii="Garamond" w:hAnsi="Garamond"/>
+          <w:sz w:val="18"/>
+          <w:szCs w:val="18"/>
+        </w:rPr>
+        <w:t>10</w:t>
       </w:r>
       <w:r>
         <w:rPr>
@@ -1406,82 +1508,6 @@
           <w:szCs w:val="18"/>
         </w:rPr>
         <w:t>N.J.</w:t>
-      </w:r>
-    </w:p>
-    <w:p>
-      <w:pPr>
-        <w:tabs>
-          <w:tab w:val="right" w:pos="10800"/>
-        </w:tabs>
-        <w:ind w:firstLine="360"/>
-        <w:rPr>
-          <w:rFonts w:ascii="Garamond" w:hAnsi="Garamond"/>
-          <w:sz w:val="18"/>
-          <w:szCs w:val="18"/>
-        </w:rPr>
-      </w:pPr>
-      <w:r>
-        <w:rPr>
-          <w:rFonts w:ascii="Garamond" w:hAnsi="Garamond"/>
-          <w:i/>
-          <w:iCs/>
-          <w:sz w:val="18"/>
-          <w:szCs w:val="18"/>
-        </w:rPr>
-        <w:t>A.S, A.S.</w:t>
-      </w:r>
-      <w:r>
-        <w:rPr>
-          <w:rFonts w:ascii="Garamond" w:hAnsi="Garamond"/>
-          <w:i/>
-          <w:iCs/>
-          <w:sz w:val="18"/>
-          <w:szCs w:val="18"/>
-        </w:rPr>
-        <w:t xml:space="preserve">, </w:t>
-      </w:r>
-      <w:r>
-        <w:rPr>
-          <w:rFonts w:ascii="Garamond" w:hAnsi="Garamond"/>
-          <w:i/>
-          <w:iCs/>
-          <w:sz w:val="18"/>
-          <w:szCs w:val="18"/>
-        </w:rPr>
-        <w:t>Computer Science, Mathematics – Dual Degrees</w:t>
-      </w:r>
-      <w:r>
-        <w:rPr>
-          <w:rFonts w:ascii="Garamond" w:hAnsi="Garamond"/>
-          <w:iCs/>
-          <w:sz w:val="18"/>
-          <w:szCs w:val="18"/>
-        </w:rPr>
-        <w:tab/>
-      </w:r>
-      <w:r>
-        <w:rPr>
-          <w:rFonts w:ascii="Garamond" w:hAnsi="Garamond"/>
-          <w:sz w:val="18"/>
-          <w:szCs w:val="18"/>
-        </w:rPr>
-        <w:t>May</w:t>
-      </w:r>
-      <w:r>
-        <w:rPr>
-          <w:rFonts w:ascii="Garamond" w:hAnsi="Garamond"/>
-          <w:sz w:val="18"/>
-          <w:szCs w:val="18"/>
-        </w:rPr>
-        <w:t xml:space="preserve"> 20</w:t>
-      </w:r>
-      <w:r>
-        <w:rPr>
-          <w:rFonts w:ascii="Garamond" w:hAnsi="Garamond"/>
-          <w:sz w:val="18"/>
-          <w:szCs w:val="18"/>
-        </w:rPr>
-        <w:t>10</w:t>
       </w:r>
     </w:p>
     <w:p>
@@ -1494,8 +1520,8 @@
           <w:rFonts w:ascii="Garamond" w:hAnsi="Garamond"/>
           <w:b/>
           <w:bCs/>
-          <w:sz w:val="16"/>
-          <w:szCs w:val="16"/>
+          <w:sz w:val="8"/>
+          <w:szCs w:val="8"/>
         </w:rPr>
       </w:pPr>
     </w:p>
@@ -1970,8 +1996,8 @@
           <w:rFonts w:ascii="Garamond" w:hAnsi="Garamond"/>
           <w:b/>
           <w:bCs/>
-          <w:sz w:val="18"/>
-          <w:szCs w:val="18"/>
+          <w:sz w:val="16"/>
+          <w:szCs w:val="16"/>
         </w:rPr>
       </w:pPr>
     </w:p>
@@ -2217,8 +2243,8 @@
           <w:rFonts w:ascii="Garamond" w:hAnsi="Garamond"/>
           <w:b/>
           <w:bCs/>
-          <w:sz w:val="18"/>
-          <w:szCs w:val="18"/>
+          <w:sz w:val="16"/>
+          <w:szCs w:val="16"/>
         </w:rPr>
       </w:pPr>
     </w:p>
@@ -2545,8 +2571,8 @@
           <w:rFonts w:ascii="Garamond" w:hAnsi="Garamond"/>
           <w:b/>
           <w:bCs/>
-          <w:sz w:val="18"/>
-          <w:szCs w:val="18"/>
+          <w:sz w:val="16"/>
+          <w:szCs w:val="16"/>
         </w:rPr>
       </w:pPr>
     </w:p>
@@ -2778,8 +2804,8 @@
           <w:rFonts w:ascii="Garamond" w:hAnsi="Garamond"/>
           <w:b/>
           <w:bCs/>
-          <w:sz w:val="18"/>
-          <w:szCs w:val="18"/>
+          <w:sz w:val="16"/>
+          <w:szCs w:val="16"/>
         </w:rPr>
       </w:pPr>
     </w:p>
@@ -3083,6 +3109,8 @@
           <w:rFonts w:ascii="Garamond" w:hAnsi="Garamond"/>
           <w:b/>
           <w:bCs/>
+          <w:sz w:val="16"/>
+          <w:szCs w:val="16"/>
         </w:rPr>
       </w:pPr>
     </w:p>
@@ -3156,6 +3184,98 @@
           <w:rFonts w:ascii="Garamond" w:hAnsi="Garamond"/>
           <w:b/>
           <w:bCs/>
+          <w:sz w:val="4"/>
+          <w:szCs w:val="4"/>
+        </w:rPr>
+      </w:pPr>
+    </w:p>
+    <w:p>
+      <w:pPr>
+        <w:pBdr>
+          <w:bottom w:val="single" w:sz="12" w:space="1" w:color="auto"/>
+        </w:pBdr>
+        <w:tabs>
+          <w:tab w:val="right" w:pos="10800"/>
+        </w:tabs>
+        <w:spacing w:before="40"/>
+        <w:rPr>
+          <w:rFonts w:ascii="Garamond" w:hAnsi="Garamond"/>
+          <w:b/>
+          <w:bCs/>
+        </w:rPr>
+      </w:pPr>
+      <w:r>
+        <w:rPr>
+          <w:rFonts w:ascii="Garamond" w:hAnsi="Garamond"/>
+          <w:b/>
+          <w:bCs/>
+        </w:rPr>
+        <w:t>PROFESSIONAL</w:t>
+      </w:r>
+      <w:r>
+        <w:rPr>
+          <w:rFonts w:ascii="Garamond" w:hAnsi="Garamond"/>
+          <w:b/>
+          <w:bCs/>
+        </w:rPr>
+        <w:t xml:space="preserve"> </w:t>
+      </w:r>
+      <w:r>
+        <w:rPr>
+          <w:rFonts w:ascii="Garamond" w:hAnsi="Garamond"/>
+          <w:b/>
+          <w:bCs/>
+        </w:rPr>
+        <w:t>DEVELOPMENT</w:t>
+      </w:r>
+    </w:p>
+    <w:p>
+      <w:pPr>
+        <w:tabs>
+          <w:tab w:val="right" w:pos="10800"/>
+        </w:tabs>
+        <w:rPr>
+          <w:rFonts w:ascii="Garamond" w:hAnsi="Garamond"/>
+          <w:b/>
+          <w:bCs/>
+        </w:rPr>
+      </w:pPr>
+      <w:r>
+        <w:rPr>
+          <w:rFonts w:ascii="Garamond" w:hAnsi="Garamond"/>
+          <w:b/>
+          <w:bCs/>
+          <w:sz w:val="20"/>
+          <w:szCs w:val="20"/>
+        </w:rPr>
+        <w:t>Continuous Learning and Growth</w:t>
+      </w:r>
+      <w:r>
+        <w:rPr>
+          <w:rFonts w:ascii="Garamond" w:hAnsi="Garamond"/>
+          <w:b/>
+          <w:bCs/>
+          <w:sz w:val="20"/>
+          <w:szCs w:val="20"/>
+        </w:rPr>
+        <w:t>; TutorialsPoint.Com, and Selected Learning Platforms</w:t>
+      </w:r>
+    </w:p>
+    <w:p>
+      <w:pPr>
+        <w:pBdr>
+          <w:bottom w:val="single" w:sz="12" w:space="1" w:color="auto"/>
+        </w:pBdr>
+        <w:tabs>
+          <w:tab w:val="right" w:pos="10800"/>
+        </w:tabs>
+        <w:spacing w:before="40"/>
+        <w:rPr>
+          <w:rFonts w:ascii="Garamond" w:hAnsi="Garamond"/>
+          <w:b/>
+          <w:bCs/>
+          <w:sz w:val="8"/>
+          <w:szCs w:val="8"/>
         </w:rPr>
       </w:pPr>
     </w:p>

--- a/JOSHUA D - SOFTWARE ENGINEER w_AI.docx
+++ b/JOSHUA D - SOFTWARE ENGINEER w_AI.docx
@@ -113,36 +113,30 @@
         </w:rPr>
         <w:t xml:space="preserve"> </w:t>
       </w:r>
-      <w:hyperlink r:id="rId7" w:history="1">
-        <w:r>
-          <w:rPr>
-            <w:rStyle w:val="Hyperlink"/>
-            <w:rFonts w:ascii="Garamond" w:hAnsi="Garamond"/>
-            <w:sz w:val="22"/>
-            <w:szCs w:val="22"/>
-          </w:rPr>
-          <w:t>www.github.com/jdthomas084</w:t>
-        </w:r>
-      </w:hyperlink>
       <w:r>
         <w:rPr>
           <w:rFonts w:ascii="Garamond" w:hAnsi="Garamond"/>
           <w:sz w:val="22"/>
           <w:szCs w:val="22"/>
         </w:rPr>
+        <w:t>www.github.com/jdthomas084</w:t>
+      </w:r>
+      <w:r>
+        <w:rPr>
+          <w:rFonts w:ascii="Garamond" w:hAnsi="Garamond"/>
+          <w:sz w:val="22"/>
+          <w:szCs w:val="22"/>
+        </w:rPr>
         <w:t xml:space="preserve"> </w:t>
       </w:r>
-      <w:hyperlink r:id="rId8" w:history="1">
-        <w:r>
-          <w:rPr>
-            <w:rStyle w:val="Hyperlink"/>
-            <w:rFonts w:ascii="Garamond" w:hAnsi="Garamond"/>
-            <w:sz w:val="22"/>
-            <w:szCs w:val="22"/>
-          </w:rPr>
-          <w:t>www.linkedin.com/in/joshua-thomas-07bb6a368</w:t>
-        </w:r>
-      </w:hyperlink>
+      <w:r>
+        <w:rPr>
+          <w:rFonts w:ascii="Garamond" w:hAnsi="Garamond"/>
+          <w:sz w:val="22"/>
+          <w:szCs w:val="22"/>
+        </w:rPr>
+        <w:t>www.linkedin.com/in/joshua-thomas-07bb6a368</w:t>
+      </w:r>
       <w:r>
         <w:rPr>
           <w:rFonts w:ascii="Garamond" w:hAnsi="Garamond"/>
@@ -1413,7 +1407,7 @@
           <w:sz w:val="18"/>
           <w:szCs w:val="18"/>
         </w:rPr>
-        <w:t>A.S, A.S.</w:t>
+        <w:t>A.S</w:t>
       </w:r>
       <w:r>
         <w:rPr>
@@ -1423,6 +1417,26 @@
           <w:sz w:val="18"/>
           <w:szCs w:val="18"/>
         </w:rPr>
+        <w:t>.</w:t>
+      </w:r>
+      <w:r>
+        <w:rPr>
+          <w:rFonts w:ascii="Garamond" w:hAnsi="Garamond"/>
+          <w:i/>
+          <w:iCs/>
+          <w:sz w:val="18"/>
+          <w:szCs w:val="18"/>
+        </w:rPr>
+        <w:t>, A.S.</w:t>
+      </w:r>
+      <w:r>
+        <w:rPr>
+          <w:rFonts w:ascii="Garamond" w:hAnsi="Garamond"/>
+          <w:i/>
+          <w:iCs/>
+          <w:sz w:val="18"/>
+          <w:szCs w:val="18"/>
+        </w:rPr>
         <w:t xml:space="preserve">, </w:t>
       </w:r>
       <w:r>
@@ -1433,17 +1447,7 @@
           <w:sz w:val="18"/>
           <w:szCs w:val="18"/>
         </w:rPr>
-        <w:t>Computer Science, Mathematics – Dual Degrees</w:t>
-      </w:r>
-      <w:r>
-        <w:rPr>
-          <w:rFonts w:ascii="Garamond" w:hAnsi="Garamond"/>
-          <w:i/>
-          <w:iCs/>
-          <w:sz w:val="18"/>
-          <w:szCs w:val="18"/>
-        </w:rPr>
-        <w:t xml:space="preserve">, </w:t>
+        <w:t xml:space="preserve">Computer Science, Mathematics – Dual Degrees, </w:t>
       </w:r>
       <w:r>
         <w:rPr>
@@ -3210,23 +3214,7 @@
           <w:b/>
           <w:bCs/>
         </w:rPr>
-        <w:t>PROFESSIONAL</w:t>
-      </w:r>
-      <w:r>
-        <w:rPr>
-          <w:rFonts w:ascii="Garamond" w:hAnsi="Garamond"/>
-          <w:b/>
-          <w:bCs/>
-        </w:rPr>
-        <w:t xml:space="preserve"> </w:t>
-      </w:r>
-      <w:r>
-        <w:rPr>
-          <w:rFonts w:ascii="Garamond" w:hAnsi="Garamond"/>
-          <w:b/>
-          <w:bCs/>
-        </w:rPr>
-        <w:t>DEVELOPMENT</w:t>
+        <w:t>PROFESSIONAL DEVELOPMENT</w:t>
       </w:r>
     </w:p>
     <w:p>

--- a/JOSHUA D - SOFTWARE ENGINEER w_AI.docx
+++ b/JOSHUA D - SOFTWARE ENGINEER w_AI.docx
@@ -390,7 +390,23 @@
           <w:sz w:val="18"/>
           <w:szCs w:val="18"/>
         </w:rPr>
-        <w:t>, May 2027</w:t>
+        <w:t xml:space="preserve">, </w:t>
+      </w:r>
+      <w:r>
+        <w:rPr>
+          <w:rFonts w:ascii="Garamond" w:hAnsi="Garamond"/>
+          <w:sz w:val="18"/>
+          <w:szCs w:val="18"/>
+        </w:rPr>
+        <w:t>August</w:t>
+      </w:r>
+      <w:r>
+        <w:rPr>
+          <w:rFonts w:ascii="Garamond" w:hAnsi="Garamond"/>
+          <w:sz w:val="18"/>
+          <w:szCs w:val="18"/>
+        </w:rPr>
+        <w:t xml:space="preserve"> 2027</w:t>
       </w:r>
     </w:p>
     <w:p>
